--- a/src/statics/documents/候选人产生办法.docx
+++ b/src/statics/documents/候选人产生办法.docx
@@ -337,7 +337,7 @@
       <w:pPr>
         <w:jc w:val="left"/>
         <w:rPr>
-          <w:rFonts w:eastAsia="方正小标宋简体" w:hint="eastAsia"/>
+          <w:rFonts w:eastAsia="方正小标宋简体"/>
           <w:color w:val="0000FF"/>
           <w:sz w:val="24"/>
           <w:shd w:val="clear" w:color="auto" w:fill="FFFFFF"/>
@@ -588,7 +588,16 @@
           <w:rFonts w:eastAsia="方正小标宋简体"/>
           <w:sz w:val="24"/>
         </w:rPr>
-        <w:t>报名人数不限。</w:t>
+        <w:t>报名人数不</w:t>
+      </w:r>
+      <w:bookmarkStart w:id="0" w:name="_GoBack"/>
+      <w:bookmarkEnd w:id="0"/>
+      <w:r>
+        <w:rPr>
+          <w:rFonts w:eastAsia="方正小标宋简体"/>
+          <w:sz w:val="24"/>
+        </w:rPr>
+        <w:t>限。</w:t>
       </w:r>
     </w:p>
     <w:p>
@@ -804,23 +813,15 @@
           <w:sz w:val="24"/>
           <w:u w:val="single"/>
         </w:rPr>
-        <w:t>17</w:t>
-      </w:r>
-      <w:r>
-        <w:rPr>
-          <w:rFonts w:eastAsia="方正小标宋简体"/>
-          <w:color w:val="0000FF"/>
-          <w:sz w:val="24"/>
-        </w:rPr>
-        <w:t>日</w:t>
-      </w:r>
-      <w:r>
-        <w:rPr>
-          <w:rFonts w:eastAsia="方正小标宋简体"/>
-          <w:color w:val="0000FF"/>
-          <w:sz w:val="24"/>
-        </w:rPr>
-        <w:t>起至</w:t>
+        <w:t>7</w:t>
+      </w:r>
+      <w:r>
+        <w:rPr>
+          <w:rFonts w:eastAsia="方正小标宋简体"/>
+          <w:color w:val="0000FF"/>
+          <w:sz w:val="24"/>
+        </w:rPr>
+        <w:t>日起至</w:t>
       </w:r>
       <w:r>
         <w:rPr>
@@ -872,23 +873,15 @@
           <w:sz w:val="24"/>
           <w:u w:val="single"/>
         </w:rPr>
-        <w:t>21</w:t>
-      </w:r>
-      <w:r>
-        <w:rPr>
-          <w:rFonts w:eastAsia="方正小标宋简体"/>
-          <w:color w:val="0000FF"/>
-          <w:sz w:val="24"/>
-        </w:rPr>
-        <w:t>日</w:t>
-      </w:r>
-      <w:r>
-        <w:rPr>
-          <w:rFonts w:eastAsia="方正小标宋简体"/>
-          <w:color w:val="0000FF"/>
-          <w:sz w:val="24"/>
-        </w:rPr>
-        <w:t>止。</w:t>
+        <w:t>10</w:t>
+      </w:r>
+      <w:r>
+        <w:rPr>
+          <w:rFonts w:eastAsia="方正小标宋简体"/>
+          <w:color w:val="0000FF"/>
+          <w:sz w:val="24"/>
+        </w:rPr>
+        <w:t>日止。</w:t>
       </w:r>
     </w:p>
     <w:p>
@@ -1931,7 +1924,7 @@
         <w:ind w:firstLineChars="200" w:firstLine="482"/>
         <w:jc w:val="both"/>
         <w:rPr>
-          <w:rFonts w:ascii="Times New Roman" w:eastAsia="方正小标宋简体" w:hAnsi="Times New Roman" w:cs="Times New Roman" w:hint="eastAsia"/>
+          <w:rFonts w:ascii="Times New Roman" w:eastAsia="方正小标宋简体" w:hAnsi="Times New Roman" w:cs="Times New Roman"/>
         </w:rPr>
       </w:pPr>
       <w:r>
@@ -2026,16 +2019,7 @@
           <w:bCs/>
           <w:shd w:val="clear" w:color="auto" w:fill="FFFFFF"/>
         </w:rPr>
-        <w:t>第</w:t>
-      </w:r>
-      <w:r>
-        <w:rPr>
-          <w:rFonts w:ascii="黑体" w:eastAsia="黑体" w:hAnsi="黑体" w:cs="Times New Roman"/>
-          <w:b/>
-          <w:bCs/>
-          <w:shd w:val="clear" w:color="auto" w:fill="FFFFFF"/>
-        </w:rPr>
-        <w:t>十</w:t>
+        <w:t>第十</w:t>
       </w:r>
       <w:r>
         <w:rPr>
@@ -2266,15 +2250,7 @@
         <w:rPr>
           <w:rFonts w:ascii="Times New Roman" w:eastAsia="方正小标宋简体" w:hAnsi="Times New Roman" w:cs="Times New Roman"/>
         </w:rPr>
-        <w:t>公示期间，业主有异议的，筹备组应当进行核实，并将核实</w:t>
-      </w:r>
-      <w:bookmarkStart w:id="0" w:name="_GoBack"/>
-      <w:bookmarkEnd w:id="0"/>
-      <w:r>
-        <w:rPr>
-          <w:rFonts w:ascii="Times New Roman" w:eastAsia="方正小标宋简体" w:hAnsi="Times New Roman" w:cs="Times New Roman"/>
-        </w:rPr>
-        <w:t>及处理情况告知异议人。</w:t>
+        <w:t>公示期间，业主有异议的，筹备组应当进行核实，并将核实及处理情况告知异议人。</w:t>
       </w:r>
     </w:p>
     <w:p>

--- a/src/statics/documents/候选人产生办法.docx
+++ b/src/statics/documents/候选人产生办法.docx
@@ -1,6 +1,6 @@
 
 <file path=word/document.xml><?xml version="1.0" encoding="utf-8"?>
-<w:document xmlns:wpc="http://schemas.microsoft.com/office/word/2010/wordprocessingCanvas" xmlns:cx="http://schemas.microsoft.com/office/drawing/2014/chartex" xmlns:cx1="http://schemas.microsoft.com/office/drawing/2015/9/8/chartex" xmlns:cx2="http://schemas.microsoft.com/office/drawing/2015/10/21/chartex" xmlns:cx3="http://schemas.microsoft.com/office/drawing/2016/5/9/chartex" xmlns:cx4="http://schemas.microsoft.com/office/drawing/2016/5/10/chartex" xmlns:cx5="http://schemas.microsoft.com/office/drawing/2016/5/11/chartex" xmlns:cx6="http://schemas.microsoft.com/office/drawing/2016/5/12/chartex" xmlns:cx7="http://schemas.microsoft.com/office/drawing/2016/5/13/chartex" xmlns:cx8="http://schemas.microsoft.com/office/drawing/2016/5/14/chartex" xmlns:mc="http://schemas.openxmlformats.org/markup-compatibility/2006" xmlns:aink="http://schemas.microsoft.com/office/drawing/2016/ink" xmlns:am3d="http://schemas.microsoft.com/office/drawing/2017/model3d" xmlns:o="urn:schemas-microsoft-com:office:office" xmlns:r="http://schemas.openxmlformats.org/officeDocument/2006/relationships" xmlns:m="http://schemas.openxmlformats.org/officeDocument/2006/math" xmlns:v="urn:schemas-microsoft-com:vml" xmlns:wp14="http://schemas.microsoft.com/office/word/2010/wordprocessingDrawing" xmlns:wp="http://schemas.openxmlformats.org/drawingml/2006/wordprocessingDrawing" xmlns:w10="urn:schemas-microsoft-com:office:word" xmlns:w="http://schemas.openxmlformats.org/wordprocessingml/2006/main" xmlns:w14="http://schemas.microsoft.com/office/word/2010/wordml" xmlns:w15="http://schemas.microsoft.com/office/word/2012/wordml" xmlns:w16cid="http://schemas.microsoft.com/office/word/2016/wordml/cid" xmlns:w16se="http://schemas.microsoft.com/office/word/2015/wordml/symex" xmlns:wpg="http://schemas.microsoft.com/office/word/2010/wordprocessingGroup" xmlns:wpi="http://schemas.microsoft.com/office/word/2010/wordprocessingInk" xmlns:wne="http://schemas.microsoft.com/office/word/2006/wordml" xmlns:wps="http://schemas.microsoft.com/office/word/2010/wordprocessingShape" mc:Ignorable="w14 w15 w16se w16cid wp14">
+<w:document xmlns:wpc="http://schemas.microsoft.com/office/word/2010/wordprocessingCanvas" xmlns:mc="http://schemas.openxmlformats.org/markup-compatibility/2006" xmlns:o="urn:schemas-microsoft-com:office:office" xmlns:r="http://schemas.openxmlformats.org/officeDocument/2006/relationships" xmlns:m="http://schemas.openxmlformats.org/officeDocument/2006/math" xmlns:v="urn:schemas-microsoft-com:vml" xmlns:wp14="http://schemas.microsoft.com/office/word/2010/wordprocessingDrawing" xmlns:wp="http://schemas.openxmlformats.org/drawingml/2006/wordprocessingDrawing" xmlns:w="http://schemas.openxmlformats.org/wordprocessingml/2006/main" xmlns:w14="http://schemas.microsoft.com/office/word/2010/wordml" xmlns:w10="urn:schemas-microsoft-com:office:word" xmlns:w15="http://schemas.microsoft.com/office/word/2012/wordml" xmlns:wpg="http://schemas.microsoft.com/office/word/2010/wordprocessingGroup" xmlns:wpi="http://schemas.microsoft.com/office/word/2010/wordprocessingInk" xmlns:wne="http://schemas.microsoft.com/office/word/2006/wordml" xmlns:wps="http://schemas.microsoft.com/office/word/2010/wordprocessingShape" xmlns:wpsCustomData="http://www.wps.cn/officeDocument/2013/wpsCustomData" mc:Ignorable="w14 w15 wp14">
   <w:body>
     <w:p>
       <w:pPr>
@@ -8,7 +8,7 @@
         <w:spacing w:line="600" w:lineRule="exact"/>
         <w:jc w:val="center"/>
         <w:rPr>
-          <w:rFonts w:ascii="方正小标宋简体" w:eastAsia="方正小标宋简体" w:hAnsi="华文中宋"/>
+          <w:rFonts w:ascii="方正小标宋简体" w:hAnsi="华文中宋" w:eastAsia="方正小标宋简体"/>
           <w:b/>
           <w:bCs/>
           <w:sz w:val="36"/>
@@ -18,38 +18,14 @@
       </w:pPr>
       <w:r>
         <w:rPr>
-          <w:rFonts w:ascii="方正小标宋简体" w:eastAsia="方正小标宋简体" w:hAnsi="华文中宋" w:hint="eastAsia"/>
+          <w:rFonts w:hint="eastAsia" w:ascii="方正小标宋简体" w:hAnsi="华文中宋" w:eastAsia="方正小标宋简体"/>
           <w:b/>
           <w:bCs/>
           <w:sz w:val="36"/>
           <w:szCs w:val="36"/>
           <w:shd w:val="clear" w:color="auto" w:fill="FFFFFF"/>
         </w:rPr>
-        <w:t>碧</w:t>
-      </w:r>
-      <w:proofErr w:type="gramStart"/>
-      <w:r>
-        <w:rPr>
-          <w:rFonts w:ascii="方正小标宋简体" w:eastAsia="方正小标宋简体" w:hAnsi="华文中宋" w:hint="eastAsia"/>
-          <w:b/>
-          <w:bCs/>
-          <w:sz w:val="36"/>
-          <w:szCs w:val="36"/>
-          <w:shd w:val="clear" w:color="auto" w:fill="FFFFFF"/>
-        </w:rPr>
-        <w:t>桂园</w:t>
-      </w:r>
-      <w:proofErr w:type="gramEnd"/>
-      <w:r>
-        <w:rPr>
-          <w:rFonts w:ascii="方正小标宋简体" w:eastAsia="方正小标宋简体" w:hAnsi="华文中宋" w:hint="eastAsia"/>
-          <w:b/>
-          <w:bCs/>
-          <w:sz w:val="36"/>
-          <w:szCs w:val="36"/>
-          <w:shd w:val="clear" w:color="auto" w:fill="FFFFFF"/>
-        </w:rPr>
-        <w:t>小区</w:t>
+        <w:t>碧桂园小区</w:t>
       </w:r>
     </w:p>
     <w:p>
@@ -66,7 +42,7 @@
       </w:pPr>
       <w:r>
         <w:rPr>
-          <w:rFonts w:ascii="方正小标宋简体" w:eastAsia="方正小标宋简体" w:hAnsi="华文中宋" w:hint="eastAsia"/>
+          <w:rFonts w:hint="eastAsia" w:ascii="方正小标宋简体" w:hAnsi="华文中宋" w:eastAsia="方正小标宋简体"/>
           <w:b/>
           <w:bCs/>
           <w:sz w:val="36"/>
@@ -81,7 +57,7 @@
         <w:snapToGrid w:val="0"/>
         <w:spacing w:line="600" w:lineRule="exact"/>
         <w:rPr>
-          <w:rFonts w:eastAsia="黑体"/>
+          <w:rFonts w:eastAsia="SimHei"/>
           <w:b/>
           <w:sz w:val="32"/>
           <w:szCs w:val="32"/>
@@ -91,16 +67,16 @@
     <w:p>
       <w:pPr>
         <w:snapToGrid w:val="0"/>
-        <w:spacing w:beforeLines="50" w:before="156" w:afterLines="50" w:after="156" w:line="400" w:lineRule="exact"/>
-        <w:ind w:firstLineChars="200" w:firstLine="482"/>
-        <w:rPr>
-          <w:rFonts w:eastAsia="方正小标宋简体"/>
-          <w:sz w:val="24"/>
-        </w:rPr>
-      </w:pPr>
-      <w:r>
-        <w:rPr>
-          <w:rFonts w:ascii="黑体" w:eastAsia="黑体" w:hAnsi="黑体"/>
+        <w:spacing w:before="156" w:beforeLines="50" w:after="156" w:afterLines="50" w:line="400" w:lineRule="exact"/>
+        <w:ind w:firstLine="480" w:firstLineChars="200"/>
+        <w:rPr>
+          <w:rFonts w:eastAsia="方正小标宋简体"/>
+          <w:sz w:val="24"/>
+        </w:rPr>
+      </w:pPr>
+      <w:r>
+        <w:rPr>
+          <w:rFonts w:ascii="SimHei" w:hAnsi="SimHei" w:eastAsia="SimHei"/>
           <w:b/>
           <w:bCs/>
           <w:sz w:val="24"/>
@@ -124,7 +100,7 @@
       </w:r>
       <w:r>
         <w:rPr>
-          <w:rFonts w:eastAsia="方正小标宋简体" w:hint="eastAsia"/>
+          <w:rFonts w:hint="eastAsia" w:eastAsia="方正小标宋简体"/>
           <w:sz w:val="24"/>
           <w:shd w:val="clear" w:color="auto" w:fill="FFFFFF"/>
         </w:rPr>
@@ -140,7 +116,7 @@
       </w:r>
       <w:r>
         <w:rPr>
-          <w:rFonts w:eastAsia="方正小标宋简体" w:hint="eastAsia"/>
+          <w:rFonts w:hint="eastAsia" w:eastAsia="方正小标宋简体"/>
           <w:sz w:val="24"/>
           <w:shd w:val="clear" w:color="auto" w:fill="FFFFFF"/>
         </w:rPr>
@@ -156,7 +132,7 @@
       </w:r>
       <w:r>
         <w:rPr>
-          <w:rFonts w:eastAsia="方正小标宋简体" w:hint="eastAsia"/>
+          <w:rFonts w:hint="eastAsia" w:eastAsia="方正小标宋简体"/>
           <w:sz w:val="24"/>
           <w:shd w:val="clear" w:color="auto" w:fill="FFFFFF"/>
         </w:rPr>
@@ -181,17 +157,17 @@
     <w:p>
       <w:pPr>
         <w:snapToGrid w:val="0"/>
-        <w:spacing w:beforeLines="50" w:before="156" w:afterLines="50" w:after="156" w:line="400" w:lineRule="exact"/>
-        <w:ind w:firstLineChars="200" w:firstLine="482"/>
-        <w:rPr>
-          <w:rFonts w:eastAsia="方正小标宋简体"/>
-          <w:sz w:val="24"/>
-          <w:shd w:val="clear" w:color="auto" w:fill="FFFFFF"/>
-        </w:rPr>
-      </w:pPr>
-      <w:r>
-        <w:rPr>
-          <w:rFonts w:ascii="黑体" w:eastAsia="黑体" w:hAnsi="黑体"/>
+        <w:spacing w:before="156" w:beforeLines="50" w:after="156" w:afterLines="50" w:line="400" w:lineRule="exact"/>
+        <w:ind w:firstLine="480" w:firstLineChars="200"/>
+        <w:rPr>
+          <w:rFonts w:eastAsia="方正小标宋简体"/>
+          <w:sz w:val="24"/>
+          <w:shd w:val="clear" w:color="auto" w:fill="FFFFFF"/>
+        </w:rPr>
+      </w:pPr>
+      <w:r>
+        <w:rPr>
+          <w:rFonts w:ascii="SimHei" w:hAnsi="SimHei" w:eastAsia="SimHei"/>
           <w:b/>
           <w:bCs/>
           <w:sz w:val="24"/>
@@ -215,7 +191,7 @@
       </w:r>
       <w:r>
         <w:rPr>
-          <w:rFonts w:eastAsia="方正小标宋简体" w:hint="eastAsia"/>
+          <w:rFonts w:hint="eastAsia" w:eastAsia="方正小标宋简体"/>
           <w:sz w:val="24"/>
           <w:shd w:val="clear" w:color="auto" w:fill="FFFFFF"/>
         </w:rPr>
@@ -232,16 +208,16 @@
     </w:p>
     <w:p>
       <w:pPr>
-        <w:spacing w:beforeLines="50" w:before="156" w:afterLines="50" w:after="156" w:line="400" w:lineRule="exact"/>
-        <w:ind w:firstLineChars="200" w:firstLine="482"/>
-        <w:rPr>
-          <w:rFonts w:eastAsia="方正小标宋简体"/>
-          <w:sz w:val="24"/>
-        </w:rPr>
-      </w:pPr>
-      <w:r>
-        <w:rPr>
-          <w:rFonts w:ascii="黑体" w:eastAsia="黑体" w:hAnsi="黑体"/>
+        <w:spacing w:before="156" w:beforeLines="50" w:after="156" w:afterLines="50" w:line="400" w:lineRule="exact"/>
+        <w:ind w:firstLine="480" w:firstLineChars="200"/>
+        <w:rPr>
+          <w:rFonts w:eastAsia="方正小标宋简体"/>
+          <w:sz w:val="24"/>
+        </w:rPr>
+      </w:pPr>
+      <w:r>
+        <w:rPr>
+          <w:rFonts w:ascii="SimHei" w:hAnsi="SimHei" w:eastAsia="SimHei"/>
           <w:b/>
           <w:bCs/>
           <w:sz w:val="24"/>
@@ -275,8 +251,8 @@
     </w:p>
     <w:p>
       <w:pPr>
-        <w:spacing w:beforeLines="50" w:before="156" w:afterLines="50" w:after="156" w:line="400" w:lineRule="exact"/>
-        <w:ind w:firstLineChars="200" w:firstLine="480"/>
+        <w:spacing w:before="156" w:beforeLines="50" w:after="156" w:afterLines="50" w:line="400" w:lineRule="exact"/>
+        <w:ind w:firstLine="480" w:firstLineChars="200"/>
         <w:rPr>
           <w:rFonts w:eastAsia="方正小标宋简体"/>
           <w:color w:val="0000FF"/>
@@ -292,7 +268,7 @@
       </w:r>
       <w:r>
         <w:rPr>
-          <w:rFonts w:eastAsia="方正小标宋简体" w:hint="eastAsia"/>
+          <w:rFonts w:hint="eastAsia" w:eastAsia="方正小标宋简体"/>
           <w:sz w:val="24"/>
         </w:rPr>
         <w:t>业主委员会候选人</w:t>
@@ -306,7 +282,7 @@
       </w:r>
       <w:r>
         <w:rPr>
-          <w:rFonts w:eastAsia="方正小标宋简体" w:hint="eastAsia"/>
+          <w:rFonts w:hint="eastAsia" w:eastAsia="方正小标宋简体"/>
           <w:sz w:val="24"/>
         </w:rPr>
         <w:t>业主委员会候选人</w:t>
@@ -320,7 +296,7 @@
       </w:r>
       <w:r>
         <w:rPr>
-          <w:rFonts w:eastAsia="方正小标宋简体" w:hint="eastAsia"/>
+          <w:rFonts w:hint="eastAsia" w:eastAsia="方正小标宋简体"/>
           <w:sz w:val="24"/>
         </w:rPr>
         <w:t>样表</w:t>
@@ -345,7 +321,7 @@
       </w:pPr>
       <w:r>
         <w:rPr>
-          <w:rFonts w:ascii="黑体" w:eastAsia="黑体" w:hAnsi="黑体"/>
+          <w:rFonts w:ascii="SimHei" w:hAnsi="SimHei" w:eastAsia="SimHei"/>
           <w:b/>
           <w:bCs/>
           <w:sz w:val="24"/>
@@ -357,6 +333,58 @@
           <w:rFonts w:eastAsia="方正小标宋简体"/>
           <w:sz w:val="24"/>
         </w:rPr>
+        <w:t xml:space="preserve">  根据本小区的规模，</w:t>
+      </w:r>
+      <w:r>
+        <w:rPr>
+          <w:rFonts w:hint="eastAsia" w:eastAsia="方正小标宋简体"/>
+          <w:sz w:val="24"/>
+        </w:rPr>
+        <w:t>首届</w:t>
+      </w:r>
+      <w:r>
+        <w:rPr>
+          <w:rFonts w:eastAsia="方正小标宋简体"/>
+          <w:sz w:val="24"/>
+        </w:rPr>
+        <w:t>业主委员会组成人数</w:t>
+      </w:r>
+      <w:r>
+        <w:rPr>
+          <w:rFonts w:hint="eastAsia" w:eastAsia="方正小标宋简体"/>
+          <w:sz w:val="24"/>
+        </w:rPr>
+        <w:t>暂</w:t>
+      </w:r>
+      <w:r>
+        <w:rPr>
+          <w:rFonts w:eastAsia="方正小标宋简体"/>
+          <w:sz w:val="24"/>
+        </w:rPr>
+        <w:t>定为</w:t>
+      </w:r>
+      <w:r>
+        <w:rPr>
+          <w:rFonts w:eastAsia="方正小标宋简体"/>
+          <w:sz w:val="24"/>
+          <w:u w:val="single"/>
+        </w:rPr>
+        <w:t xml:space="preserve">   </w:t>
+      </w:r>
+      <w:r>
+        <w:rPr>
+          <w:rFonts w:hint="eastAsia" w:eastAsia="方正小标宋简体"/>
+          <w:sz w:val="24"/>
+          <w:u w:val="single"/>
+        </w:rPr>
+        <w:t>7</w:t>
+      </w:r>
+      <w:r>
+        <w:rPr>
+          <w:rFonts w:eastAsia="方正小标宋简体"/>
+          <w:sz w:val="24"/>
+          <w:u w:val="single"/>
+        </w:rPr>
         <w:t xml:space="preserve">  </w:t>
       </w:r>
       <w:r>
@@ -364,231 +392,7 @@
           <w:rFonts w:eastAsia="方正小标宋简体"/>
           <w:sz w:val="24"/>
         </w:rPr>
-        <w:t>根据本小区的规模，</w:t>
-      </w:r>
-      <w:r>
-        <w:rPr>
-          <w:rFonts w:eastAsia="方正小标宋简体" w:hint="eastAsia"/>
-          <w:sz w:val="24"/>
-        </w:rPr>
-        <w:t>首届</w:t>
-      </w:r>
-      <w:r>
-        <w:rPr>
-          <w:rFonts w:eastAsia="方正小标宋简体"/>
-          <w:sz w:val="24"/>
-        </w:rPr>
-        <w:t>业主委员会组成人数</w:t>
-      </w:r>
-      <w:r>
-        <w:rPr>
-          <w:rFonts w:eastAsia="方正小标宋简体" w:hint="eastAsia"/>
-          <w:sz w:val="24"/>
-        </w:rPr>
-        <w:t>暂</w:t>
-      </w:r>
-      <w:r>
-        <w:rPr>
-          <w:rFonts w:eastAsia="方正小标宋简体"/>
-          <w:sz w:val="24"/>
-        </w:rPr>
-        <w:t>定为</w:t>
-      </w:r>
-      <w:r>
-        <w:rPr>
-          <w:rFonts w:eastAsia="方正小标宋简体"/>
-          <w:sz w:val="24"/>
-          <w:u w:val="single"/>
-        </w:rPr>
-        <w:t xml:space="preserve">   </w:t>
-      </w:r>
-      <w:r>
-        <w:rPr>
-          <w:rFonts w:eastAsia="方正小标宋简体" w:hint="eastAsia"/>
-          <w:sz w:val="24"/>
-          <w:u w:val="single"/>
-        </w:rPr>
-        <w:t>7</w:t>
-      </w:r>
-      <w:r>
-        <w:rPr>
-          <w:rFonts w:eastAsia="方正小标宋简体"/>
-          <w:sz w:val="24"/>
-          <w:u w:val="single"/>
-        </w:rPr>
-        <w:t xml:space="preserve">  </w:t>
-      </w:r>
-      <w:r>
-        <w:rPr>
-          <w:rFonts w:eastAsia="方正小标宋简体"/>
-          <w:sz w:val="24"/>
-        </w:rPr>
         <w:t>人</w:t>
-      </w:r>
-      <w:r>
-        <w:rPr>
-          <w:rFonts w:eastAsia="方正小标宋简体" w:hint="eastAsia"/>
-          <w:sz w:val="24"/>
-        </w:rPr>
-        <w:t>（</w:t>
-      </w:r>
-      <w:r>
-        <w:rPr>
-          <w:rFonts w:eastAsia="方正小标宋简体" w:hint="eastAsia"/>
-          <w:color w:val="0000FF"/>
-          <w:sz w:val="24"/>
-        </w:rPr>
-        <w:t>其中含</w:t>
-      </w:r>
-      <w:r>
-        <w:rPr>
-          <w:rFonts w:eastAsia="方正小标宋简体"/>
-          <w:color w:val="0000FF"/>
-          <w:sz w:val="24"/>
-        </w:rPr>
-        <w:t>候补委员</w:t>
-      </w:r>
-      <w:r>
-        <w:rPr>
-          <w:rFonts w:eastAsia="方正小标宋简体"/>
-          <w:color w:val="0000FF"/>
-          <w:sz w:val="24"/>
-          <w:u w:val="single"/>
-        </w:rPr>
-        <w:t xml:space="preserve"> </w:t>
-      </w:r>
-      <w:r>
-        <w:rPr>
-          <w:rFonts w:eastAsia="方正小标宋简体"/>
-          <w:color w:val="0000FF"/>
-          <w:sz w:val="24"/>
-          <w:u w:val="single"/>
-        </w:rPr>
-        <w:t>2</w:t>
-      </w:r>
-      <w:r>
-        <w:rPr>
-          <w:rFonts w:eastAsia="方正小标宋简体"/>
-          <w:color w:val="0000FF"/>
-          <w:sz w:val="24"/>
-          <w:u w:val="single"/>
-        </w:rPr>
-        <w:t xml:space="preserve"> </w:t>
-      </w:r>
-      <w:r>
-        <w:rPr>
-          <w:rFonts w:eastAsia="方正小标宋简体"/>
-          <w:color w:val="0000FF"/>
-          <w:sz w:val="24"/>
-        </w:rPr>
-        <w:t>人</w:t>
-      </w:r>
-      <w:r>
-        <w:rPr>
-          <w:rFonts w:eastAsia="方正小标宋简体" w:hint="eastAsia"/>
-          <w:color w:val="0000FF"/>
-          <w:sz w:val="24"/>
-        </w:rPr>
-        <w:t>）</w:t>
-      </w:r>
-      <w:r>
-        <w:rPr>
-          <w:rFonts w:eastAsia="方正小标宋简体"/>
-          <w:sz w:val="24"/>
-        </w:rPr>
-        <w:t>。</w:t>
-      </w:r>
-      <w:r>
-        <w:rPr>
-          <w:rFonts w:eastAsia="方正小标宋简体"/>
-          <w:sz w:val="24"/>
-          <w:shd w:val="clear" w:color="auto" w:fill="FFFFFF"/>
-        </w:rPr>
-        <w:t>本次业主委</w:t>
-      </w:r>
-      <w:r>
-        <w:rPr>
-          <w:rFonts w:eastAsia="方正小标宋简体"/>
-          <w:color w:val="0000FF"/>
-          <w:sz w:val="24"/>
-          <w:shd w:val="clear" w:color="auto" w:fill="FFFFFF"/>
-        </w:rPr>
-        <w:t>员会委员的选举</w:t>
-      </w:r>
-      <w:r>
-        <w:rPr>
-          <w:rFonts w:eastAsia="方正小标宋简体" w:hint="eastAsia"/>
-          <w:color w:val="0000FF"/>
-          <w:sz w:val="24"/>
-          <w:shd w:val="clear" w:color="auto" w:fill="FFFFFF"/>
-        </w:rPr>
-        <w:t>拟</w:t>
-      </w:r>
-      <w:r>
-        <w:rPr>
-          <w:rFonts w:eastAsia="方正小标宋简体" w:hint="eastAsia"/>
-          <w:color w:val="0000FF"/>
-          <w:sz w:val="24"/>
-          <w:shd w:val="clear" w:color="auto" w:fill="FFFFFF"/>
-        </w:rPr>
-        <w:t>按赞成票多少为序。</w:t>
-      </w:r>
-    </w:p>
-    <w:p>
-      <w:pPr>
-        <w:spacing w:beforeLines="50" w:before="156" w:afterLines="50" w:after="156" w:line="400" w:lineRule="exact"/>
-        <w:ind w:firstLineChars="150" w:firstLine="361"/>
-        <w:rPr>
-          <w:rFonts w:eastAsia="方正小标宋简体"/>
-          <w:sz w:val="24"/>
-        </w:rPr>
-      </w:pPr>
-      <w:r>
-        <w:rPr>
-          <w:rFonts w:ascii="黑体" w:eastAsia="黑体" w:hAnsi="黑体"/>
-          <w:b/>
-          <w:bCs/>
-          <w:sz w:val="24"/>
-          <w:shd w:val="clear" w:color="auto" w:fill="FFFFFF"/>
-        </w:rPr>
-        <w:t>第五条</w:t>
-      </w:r>
-      <w:r>
-        <w:rPr>
-          <w:rFonts w:eastAsia="方正小标宋简体"/>
-          <w:bCs/>
-          <w:sz w:val="24"/>
-        </w:rPr>
-        <w:t xml:space="preserve"> </w:t>
-      </w:r>
-      <w:r>
-        <w:rPr>
-          <w:rFonts w:eastAsia="方正小标宋简体"/>
-          <w:b/>
-          <w:sz w:val="24"/>
-        </w:rPr>
-        <w:t xml:space="preserve"> </w:t>
-      </w:r>
-      <w:r>
-        <w:rPr>
-          <w:rFonts w:eastAsia="方正小标宋简体"/>
-          <w:sz w:val="24"/>
-        </w:rPr>
-        <w:t>业主可以通过以下方式参选</w:t>
-      </w:r>
-      <w:r>
-        <w:rPr>
-          <w:rFonts w:eastAsia="方正小标宋简体" w:hint="eastAsia"/>
-          <w:sz w:val="24"/>
-        </w:rPr>
-        <w:t>，</w:t>
-      </w:r>
-      <w:r>
-        <w:rPr>
-          <w:rFonts w:eastAsia="方正小标宋简体"/>
-          <w:sz w:val="24"/>
-        </w:rPr>
-        <w:t>报名人数不</w:t>
       </w:r>
       <w:bookmarkStart w:id="0" w:name="_GoBack"/>
       <w:bookmarkEnd w:id="0"/>
@@ -597,13 +401,96 @@
           <w:rFonts w:eastAsia="方正小标宋简体"/>
           <w:sz w:val="24"/>
         </w:rPr>
-        <w:t>限。</w:t>
+        <w:t>。</w:t>
+      </w:r>
+      <w:r>
+        <w:rPr>
+          <w:rFonts w:eastAsia="方正小标宋简体"/>
+          <w:sz w:val="24"/>
+          <w:shd w:val="clear" w:color="auto" w:fill="FFFFFF"/>
+        </w:rPr>
+        <w:t>本次业主委</w:t>
+      </w:r>
+      <w:r>
+        <w:rPr>
+          <w:rFonts w:eastAsia="方正小标宋简体"/>
+          <w:color w:val="0000FF"/>
+          <w:sz w:val="24"/>
+          <w:shd w:val="clear" w:color="auto" w:fill="FFFFFF"/>
+        </w:rPr>
+        <w:t>员会委员的选举</w:t>
+      </w:r>
+      <w:r>
+        <w:rPr>
+          <w:rFonts w:hint="eastAsia" w:eastAsia="方正小标宋简体"/>
+          <w:color w:val="0000FF"/>
+          <w:sz w:val="24"/>
+          <w:shd w:val="clear" w:color="auto" w:fill="FFFFFF"/>
+        </w:rPr>
+        <w:t>拟按赞成票多少为序。</w:t>
+      </w:r>
+    </w:p>
+    <w:p>
+      <w:pPr>
+        <w:spacing w:before="156" w:beforeLines="50" w:after="156" w:afterLines="50" w:line="400" w:lineRule="exact"/>
+        <w:ind w:firstLine="360" w:firstLineChars="150"/>
+        <w:rPr>
+          <w:rFonts w:eastAsia="方正小标宋简体"/>
+          <w:sz w:val="24"/>
+        </w:rPr>
+      </w:pPr>
+      <w:r>
+        <w:rPr>
+          <w:rFonts w:ascii="SimHei" w:hAnsi="SimHei" w:eastAsia="SimHei"/>
+          <w:b/>
+          <w:bCs/>
+          <w:sz w:val="24"/>
+          <w:shd w:val="clear" w:color="auto" w:fill="FFFFFF"/>
+        </w:rPr>
+        <w:t>第五条</w:t>
+      </w:r>
+      <w:r>
+        <w:rPr>
+          <w:rFonts w:eastAsia="方正小标宋简体"/>
+          <w:bCs/>
+          <w:sz w:val="24"/>
+        </w:rPr>
+        <w:t xml:space="preserve"> </w:t>
+      </w:r>
+      <w:r>
+        <w:rPr>
+          <w:rFonts w:eastAsia="方正小标宋简体"/>
+          <w:b/>
+          <w:sz w:val="24"/>
+        </w:rPr>
+        <w:t xml:space="preserve"> </w:t>
+      </w:r>
+      <w:r>
+        <w:rPr>
+          <w:rFonts w:eastAsia="方正小标宋简体"/>
+          <w:sz w:val="24"/>
+        </w:rPr>
+        <w:t>业主可以通过以下方式参选</w:t>
+      </w:r>
+      <w:r>
+        <w:rPr>
+          <w:rFonts w:hint="eastAsia" w:eastAsia="方正小标宋简体"/>
+          <w:sz w:val="24"/>
+        </w:rPr>
+        <w:t>，</w:t>
+      </w:r>
+      <w:r>
+        <w:rPr>
+          <w:rFonts w:eastAsia="方正小标宋简体"/>
+          <w:sz w:val="24"/>
+        </w:rPr>
+        <w:t>报名人数不限。</w:t>
       </w:r>
     </w:p>
     <w:p>
       <w:pPr>
         <w:spacing w:line="400" w:lineRule="exact"/>
-        <w:ind w:firstLineChars="200" w:firstLine="480"/>
+        <w:ind w:firstLine="480" w:firstLineChars="200"/>
         <w:rPr>
           <w:rFonts w:eastAsia="方正小标宋简体"/>
           <w:sz w:val="24"/>
@@ -628,7 +515,7 @@
     <w:p>
       <w:pPr>
         <w:spacing w:line="400" w:lineRule="exact"/>
-        <w:ind w:firstLineChars="200" w:firstLine="480"/>
+        <w:ind w:firstLine="480" w:firstLineChars="200"/>
         <w:rPr>
           <w:rFonts w:eastAsia="方正小标宋简体"/>
           <w:sz w:val="24"/>
@@ -653,7 +540,7 @@
     <w:p>
       <w:pPr>
         <w:spacing w:line="400" w:lineRule="exact"/>
-        <w:ind w:firstLineChars="200" w:firstLine="480"/>
+        <w:ind w:firstLine="480" w:firstLineChars="200"/>
         <w:rPr>
           <w:rFonts w:eastAsia="方正小标宋简体"/>
           <w:sz w:val="24"/>
@@ -693,7 +580,7 @@
     <w:p>
       <w:pPr>
         <w:spacing w:line="400" w:lineRule="exact"/>
-        <w:ind w:firstLineChars="200" w:firstLine="480"/>
+        <w:ind w:firstLine="480" w:firstLineChars="200"/>
         <w:rPr>
           <w:rFonts w:eastAsia="方正小标宋简体"/>
           <w:sz w:val="24"/>
@@ -718,17 +605,17 @@
     <w:p>
       <w:pPr>
         <w:wordWrap w:val="0"/>
-        <w:spacing w:beforeLines="50" w:before="156" w:afterLines="50" w:after="156" w:line="400" w:lineRule="exact"/>
-        <w:ind w:firstLineChars="200" w:firstLine="482"/>
-        <w:rPr>
-          <w:rFonts w:eastAsia="方正小标宋简体"/>
-          <w:color w:val="0000FF"/>
-          <w:sz w:val="24"/>
-        </w:rPr>
-      </w:pPr>
-      <w:r>
-        <w:rPr>
-          <w:rFonts w:ascii="黑体" w:eastAsia="黑体" w:hAnsi="黑体"/>
+        <w:spacing w:before="156" w:beforeLines="50" w:after="156" w:afterLines="50" w:line="400" w:lineRule="exact"/>
+        <w:ind w:firstLine="480" w:firstLineChars="200"/>
+        <w:rPr>
+          <w:rFonts w:eastAsia="方正小标宋简体"/>
+          <w:color w:val="0000FF"/>
+          <w:sz w:val="24"/>
+        </w:rPr>
+      </w:pPr>
+      <w:r>
+        <w:rPr>
+          <w:rFonts w:ascii="SimHei" w:hAnsi="SimHei" w:eastAsia="SimHei"/>
           <w:b/>
           <w:bCs/>
           <w:color w:val="0000FF"/>
@@ -787,7 +674,15 @@
           <w:sz w:val="24"/>
           <w:u w:val="single"/>
         </w:rPr>
-        <w:t>8</w:t>
+        <w:t xml:space="preserve">8 </w:t>
+      </w:r>
+      <w:r>
+        <w:rPr>
+          <w:rFonts w:eastAsia="方正小标宋简体"/>
+          <w:color w:val="0000FF"/>
+          <w:sz w:val="24"/>
+        </w:rPr>
+        <w:t>月</w:t>
       </w:r>
       <w:r>
         <w:rPr>
@@ -796,7 +691,41 @@
           <w:sz w:val="24"/>
           <w:u w:val="single"/>
         </w:rPr>
-        <w:t xml:space="preserve"> </w:t>
+        <w:t>7</w:t>
+      </w:r>
+      <w:r>
+        <w:rPr>
+          <w:rFonts w:eastAsia="方正小标宋简体"/>
+          <w:color w:val="0000FF"/>
+          <w:sz w:val="24"/>
+        </w:rPr>
+        <w:t>日起至</w:t>
+      </w:r>
+      <w:r>
+        <w:rPr>
+          <w:rFonts w:eastAsia="方正小标宋简体"/>
+          <w:color w:val="0000FF"/>
+          <w:sz w:val="24"/>
+          <w:u w:val="single"/>
+        </w:rPr>
+        <w:t>2026</w:t>
+      </w:r>
+      <w:r>
+        <w:rPr>
+          <w:rFonts w:eastAsia="方正小标宋简体"/>
+          <w:color w:val="0000FF"/>
+          <w:sz w:val="24"/>
+        </w:rPr>
+        <w:t>年</w:t>
+      </w:r>
+      <w:r>
+        <w:rPr>
+          <w:rFonts w:eastAsia="方正小标宋简体"/>
+          <w:color w:val="0000FF"/>
+          <w:sz w:val="24"/>
+          <w:u w:val="single"/>
+        </w:rPr>
+        <w:t xml:space="preserve"> 8</w:t>
       </w:r>
       <w:r>
         <w:rPr>
@@ -813,66 +742,6 @@
           <w:sz w:val="24"/>
           <w:u w:val="single"/>
         </w:rPr>
-        <w:t>7</w:t>
-      </w:r>
-      <w:r>
-        <w:rPr>
-          <w:rFonts w:eastAsia="方正小标宋简体"/>
-          <w:color w:val="0000FF"/>
-          <w:sz w:val="24"/>
-        </w:rPr>
-        <w:t>日起至</w:t>
-      </w:r>
-      <w:r>
-        <w:rPr>
-          <w:rFonts w:eastAsia="方正小标宋简体"/>
-          <w:color w:val="0000FF"/>
-          <w:sz w:val="24"/>
-          <w:u w:val="single"/>
-        </w:rPr>
-        <w:t>2026</w:t>
-      </w:r>
-      <w:r>
-        <w:rPr>
-          <w:rFonts w:eastAsia="方正小标宋简体"/>
-          <w:color w:val="0000FF"/>
-          <w:sz w:val="24"/>
-        </w:rPr>
-        <w:t>年</w:t>
-      </w:r>
-      <w:r>
-        <w:rPr>
-          <w:rFonts w:eastAsia="方正小标宋简体"/>
-          <w:color w:val="0000FF"/>
-          <w:sz w:val="24"/>
-          <w:u w:val="single"/>
-        </w:rPr>
-        <w:t xml:space="preserve"> </w:t>
-      </w:r>
-      <w:r>
-        <w:rPr>
-          <w:rFonts w:eastAsia="方正小标宋简体"/>
-          <w:color w:val="0000FF"/>
-          <w:sz w:val="24"/>
-          <w:u w:val="single"/>
-        </w:rPr>
-        <w:t>8</w:t>
-      </w:r>
-      <w:r>
-        <w:rPr>
-          <w:rFonts w:eastAsia="方正小标宋简体"/>
-          <w:color w:val="0000FF"/>
-          <w:sz w:val="24"/>
-        </w:rPr>
-        <w:t>月</w:t>
-      </w:r>
-      <w:r>
-        <w:rPr>
-          <w:rFonts w:eastAsia="方正小标宋简体"/>
-          <w:color w:val="0000FF"/>
-          <w:sz w:val="24"/>
-          <w:u w:val="single"/>
-        </w:rPr>
         <w:t>10</w:t>
       </w:r>
       <w:r>
@@ -886,19 +755,19 @@
     </w:p>
     <w:p>
       <w:pPr>
-        <w:pStyle w:val="a3"/>
+        <w:pStyle w:val="4"/>
         <w:widowControl w:val="0"/>
         <w:shd w:val="clear" w:color="auto" w:fill="FFFFFF"/>
-        <w:spacing w:beforeLines="50" w:before="156" w:beforeAutospacing="0" w:afterLines="50" w:after="156" w:afterAutospacing="0" w:line="400" w:lineRule="exact"/>
-        <w:ind w:firstLineChars="200" w:firstLine="482"/>
+        <w:spacing w:before="156" w:beforeLines="50" w:beforeAutospacing="0" w:after="156" w:afterLines="50" w:afterAutospacing="0" w:line="400" w:lineRule="exact"/>
+        <w:ind w:firstLine="480" w:firstLineChars="200"/>
         <w:jc w:val="both"/>
         <w:rPr>
-          <w:rFonts w:ascii="Times New Roman" w:eastAsia="方正小标宋简体" w:hAnsi="Times New Roman" w:cs="Times New Roman"/>
-        </w:rPr>
-      </w:pPr>
-      <w:r>
-        <w:rPr>
-          <w:rFonts w:ascii="黑体" w:eastAsia="黑体" w:hAnsi="黑体" w:cs="Times New Roman"/>
+          <w:rFonts w:ascii="Times New Roman" w:hAnsi="Times New Roman" w:eastAsia="方正小标宋简体" w:cs="Times New Roman"/>
+        </w:rPr>
+      </w:pPr>
+      <w:r>
+        <w:rPr>
+          <w:rFonts w:ascii="SimHei" w:hAnsi="SimHei" w:eastAsia="SimHei" w:cs="Times New Roman"/>
           <w:b/>
           <w:bCs/>
           <w:shd w:val="clear" w:color="auto" w:fill="FFFFFF"/>
@@ -907,141 +776,140 @@
       </w:r>
       <w:r>
         <w:rPr>
-          <w:rFonts w:ascii="Times New Roman" w:eastAsia="方正小标宋简体" w:hAnsi="Times New Roman" w:cs="Times New Roman"/>
+          <w:rFonts w:ascii="Times New Roman" w:hAnsi="Times New Roman" w:eastAsia="方正小标宋简体" w:cs="Times New Roman"/>
           <w:bCs/>
         </w:rPr>
         <w:t xml:space="preserve"> </w:t>
       </w:r>
       <w:r>
         <w:rPr>
-          <w:rFonts w:ascii="Times New Roman" w:eastAsia="方正小标宋简体" w:hAnsi="Times New Roman" w:cs="Times New Roman"/>
+          <w:rFonts w:ascii="Times New Roman" w:hAnsi="Times New Roman" w:eastAsia="方正小标宋简体" w:cs="Times New Roman"/>
           <w:b/>
         </w:rPr>
         <w:t xml:space="preserve"> </w:t>
       </w:r>
       <w:r>
         <w:rPr>
-          <w:rFonts w:ascii="Times New Roman" w:eastAsia="方正小标宋简体" w:hAnsi="Times New Roman" w:cs="Times New Roman"/>
+          <w:rFonts w:ascii="Times New Roman" w:hAnsi="Times New Roman" w:eastAsia="方正小标宋简体" w:cs="Times New Roman"/>
         </w:rPr>
         <w:t>参选首届业主委员会的，由自荐的业主或者推荐者向筹备组领取《</w:t>
       </w:r>
       <w:r>
         <w:rPr>
-          <w:rFonts w:eastAsia="方正小标宋简体" w:hint="eastAsia"/>
+          <w:rFonts w:hint="eastAsia" w:eastAsia="方正小标宋简体"/>
         </w:rPr>
         <w:t>业主委员会候选人</w:t>
       </w:r>
       <w:r>
         <w:rPr>
-          <w:rFonts w:ascii="Times New Roman" w:eastAsia="方正小标宋简体" w:hAnsi="Times New Roman" w:cs="Times New Roman"/>
+          <w:rFonts w:ascii="Times New Roman" w:hAnsi="Times New Roman" w:eastAsia="方正小标宋简体" w:cs="Times New Roman"/>
         </w:rPr>
         <w:t>自荐表》或者《</w:t>
       </w:r>
       <w:r>
         <w:rPr>
-          <w:rFonts w:eastAsia="方正小标宋简体" w:hint="eastAsia"/>
+          <w:rFonts w:hint="eastAsia" w:eastAsia="方正小标宋简体"/>
         </w:rPr>
         <w:t>业主委员会候选人</w:t>
       </w:r>
       <w:r>
         <w:rPr>
-          <w:rFonts w:ascii="Times New Roman" w:eastAsia="方正小标宋简体" w:hAnsi="Times New Roman" w:cs="Times New Roman"/>
+          <w:rFonts w:ascii="Times New Roman" w:hAnsi="Times New Roman" w:eastAsia="方正小标宋简体" w:cs="Times New Roman"/>
         </w:rPr>
         <w:t>推荐表》，按照要求填报，并在规定的时限内提交筹备组。</w:t>
       </w:r>
       <w:r>
         <w:rPr>
-          <w:rFonts w:ascii="Times New Roman" w:eastAsia="方正小标宋简体" w:hAnsi="Times New Roman" w:cs="Times New Roman" w:hint="eastAsia"/>
+          <w:rFonts w:hint="eastAsia" w:ascii="Times New Roman" w:hAnsi="Times New Roman" w:eastAsia="方正小标宋简体" w:cs="Times New Roman"/>
         </w:rPr>
         <w:t>使用电子投票系统的，业主应当在规定的时限内通过电子投票系统完成自荐、推荐。</w:t>
       </w:r>
     </w:p>
     <w:p>
       <w:pPr>
-        <w:pStyle w:val="a3"/>
+        <w:pStyle w:val="4"/>
         <w:widowControl w:val="0"/>
         <w:shd w:val="clear" w:color="auto" w:fill="FFFFFF"/>
-        <w:spacing w:beforeLines="50" w:before="156" w:beforeAutospacing="0" w:afterLines="50" w:after="156" w:afterAutospacing="0" w:line="400" w:lineRule="exact"/>
-        <w:ind w:firstLineChars="200" w:firstLine="480"/>
+        <w:spacing w:before="156" w:beforeLines="50" w:beforeAutospacing="0" w:after="156" w:afterLines="50" w:afterAutospacing="0" w:line="400" w:lineRule="exact"/>
+        <w:ind w:firstLine="480" w:firstLineChars="200"/>
         <w:jc w:val="both"/>
         <w:rPr>
-          <w:rFonts w:ascii="Times New Roman" w:eastAsia="方正小标宋简体" w:hAnsi="Times New Roman" w:cs="Times New Roman"/>
-        </w:rPr>
-      </w:pPr>
-      <w:r>
-        <w:rPr>
-          <w:rFonts w:ascii="Times New Roman" w:eastAsia="方正小标宋简体" w:hAnsi="Times New Roman" w:cs="Times New Roman"/>
+          <w:rFonts w:ascii="Times New Roman" w:hAnsi="Times New Roman" w:eastAsia="方正小标宋简体" w:cs="Times New Roman"/>
+        </w:rPr>
+      </w:pPr>
+      <w:r>
+        <w:rPr>
+          <w:rFonts w:ascii="Times New Roman" w:hAnsi="Times New Roman" w:eastAsia="方正小标宋简体" w:cs="Times New Roman"/>
         </w:rPr>
         <w:t>提交</w:t>
       </w:r>
       <w:r>
         <w:rPr>
-          <w:rFonts w:ascii="Times New Roman" w:eastAsia="方正小标宋简体" w:hAnsi="Times New Roman" w:cs="Times New Roman" w:hint="eastAsia"/>
+          <w:rFonts w:hint="eastAsia" w:ascii="Times New Roman" w:hAnsi="Times New Roman" w:eastAsia="方正小标宋简体" w:cs="Times New Roman"/>
         </w:rPr>
         <w:t>自荐、推荐</w:t>
       </w:r>
       <w:r>
         <w:rPr>
-          <w:rFonts w:ascii="Times New Roman" w:eastAsia="方正小标宋简体" w:hAnsi="Times New Roman" w:cs="Times New Roman"/>
+          <w:rFonts w:ascii="Times New Roman" w:hAnsi="Times New Roman" w:eastAsia="方正小标宋简体" w:cs="Times New Roman"/>
         </w:rPr>
         <w:t>材料时，每份材料均应有参选业主的签名，并附</w:t>
       </w:r>
       <w:r>
         <w:rPr>
-          <w:rFonts w:ascii="Times New Roman" w:eastAsia="方正小标宋简体" w:hAnsi="Times New Roman" w:cs="Times New Roman" w:hint="eastAsia"/>
+          <w:rFonts w:hint="eastAsia" w:ascii="Times New Roman" w:hAnsi="Times New Roman" w:eastAsia="方正小标宋简体" w:cs="Times New Roman"/>
         </w:rPr>
         <w:t>其</w:t>
       </w:r>
       <w:r>
         <w:rPr>
-          <w:rFonts w:ascii="Times New Roman" w:eastAsia="方正小标宋简体" w:hAnsi="Times New Roman" w:cs="Times New Roman"/>
+          <w:rFonts w:ascii="Times New Roman" w:hAnsi="Times New Roman" w:eastAsia="方正小标宋简体" w:cs="Times New Roman"/>
         </w:rPr>
         <w:t>个人身份证</w:t>
       </w:r>
       <w:r>
         <w:rPr>
-          <w:rFonts w:ascii="Times New Roman" w:eastAsia="方正小标宋简体" w:hAnsi="Times New Roman" w:cs="Times New Roman" w:hint="eastAsia"/>
+          <w:rFonts w:hint="eastAsia" w:ascii="Times New Roman" w:hAnsi="Times New Roman" w:eastAsia="方正小标宋简体" w:cs="Times New Roman"/>
         </w:rPr>
         <w:t>及</w:t>
       </w:r>
       <w:r>
         <w:rPr>
-          <w:rFonts w:ascii="Times New Roman" w:eastAsia="方正小标宋简体" w:hAnsi="Times New Roman" w:cs="Times New Roman"/>
+          <w:rFonts w:ascii="Times New Roman" w:hAnsi="Times New Roman" w:eastAsia="方正小标宋简体" w:cs="Times New Roman"/>
         </w:rPr>
         <w:t>房屋所有权证或不动产统一登记证书</w:t>
       </w:r>
       <w:r>
         <w:rPr>
-          <w:rFonts w:ascii="Times New Roman" w:eastAsia="方正小标宋简体" w:hAnsi="Times New Roman" w:cs="Times New Roman" w:hint="eastAsia"/>
+          <w:rFonts w:hint="eastAsia" w:ascii="Times New Roman" w:hAnsi="Times New Roman" w:eastAsia="方正小标宋简体" w:cs="Times New Roman"/>
         </w:rPr>
         <w:t>或</w:t>
       </w:r>
       <w:r>
         <w:rPr>
-          <w:rFonts w:ascii="Times New Roman" w:eastAsia="方正小标宋简体" w:hAnsi="Times New Roman" w:cs="Times New Roman"/>
+          <w:rFonts w:ascii="Times New Roman" w:hAnsi="Times New Roman" w:eastAsia="方正小标宋简体" w:cs="Times New Roman"/>
         </w:rPr>
         <w:t>购房合同等确认业主身份的证明文件、个人简历相关证明文件的复印件（原件备查）。筹备组应当对材料进行检查。</w:t>
       </w:r>
     </w:p>
     <w:p>
       <w:pPr>
-        <w:spacing w:beforeLines="50" w:before="156" w:afterLines="50" w:after="156" w:line="400" w:lineRule="exact"/>
-        <w:ind w:firstLineChars="200" w:firstLine="482"/>
-        <w:rPr>
-          <w:rFonts w:eastAsia="方正小标宋简体"/>
-          <w:sz w:val="24"/>
-          <w:shd w:val="clear" w:color="auto" w:fill="FFFFFF"/>
-        </w:rPr>
-      </w:pPr>
-      <w:r>
-        <w:rPr>
-          <w:rFonts w:ascii="黑体" w:eastAsia="黑体" w:hAnsi="黑体"/>
-          <w:b/>
-          <w:bCs/>
-          <w:sz w:val="24"/>
-          <w:shd w:val="clear" w:color="auto" w:fill="FFFFFF"/>
-        </w:rPr>
-        <w:lastRenderedPageBreak/>
+        <w:spacing w:before="156" w:beforeLines="50" w:after="156" w:afterLines="50" w:line="400" w:lineRule="exact"/>
+        <w:ind w:firstLine="480" w:firstLineChars="200"/>
+        <w:rPr>
+          <w:rFonts w:eastAsia="方正小标宋简体"/>
+          <w:sz w:val="24"/>
+          <w:shd w:val="clear" w:color="auto" w:fill="FFFFFF"/>
+        </w:rPr>
+      </w:pPr>
+      <w:r>
+        <w:rPr>
+          <w:rFonts w:ascii="SimHei" w:hAnsi="SimHei" w:eastAsia="SimHei"/>
+          <w:b/>
+          <w:bCs/>
+          <w:sz w:val="24"/>
+          <w:shd w:val="clear" w:color="auto" w:fill="FFFFFF"/>
+        </w:rPr>
         <w:t>第八条</w:t>
       </w:r>
       <w:r>
@@ -1071,7 +939,7 @@
     <w:p>
       <w:pPr>
         <w:spacing w:line="400" w:lineRule="exact"/>
-        <w:ind w:firstLineChars="200" w:firstLine="480"/>
+        <w:ind w:firstLine="480" w:firstLineChars="200"/>
         <w:rPr>
           <w:rFonts w:eastAsia="方正小标宋简体"/>
           <w:sz w:val="24"/>
@@ -1090,7 +958,7 @@
     <w:p>
       <w:pPr>
         <w:spacing w:line="400" w:lineRule="exact"/>
-        <w:ind w:firstLineChars="200" w:firstLine="480"/>
+        <w:ind w:firstLine="480" w:firstLineChars="200"/>
         <w:rPr>
           <w:rFonts w:eastAsia="方正小标宋简体"/>
           <w:sz w:val="24"/>
@@ -1109,7 +977,7 @@
     <w:p>
       <w:pPr>
         <w:spacing w:line="400" w:lineRule="exact"/>
-        <w:ind w:firstLineChars="200" w:firstLine="480"/>
+        <w:ind w:firstLine="480" w:firstLineChars="200"/>
         <w:rPr>
           <w:rFonts w:eastAsia="方正小标宋简体"/>
           <w:sz w:val="24"/>
@@ -1143,7 +1011,7 @@
       </w:r>
       <w:r>
         <w:rPr>
-          <w:rFonts w:eastAsia="方正小标宋简体" w:hint="eastAsia"/>
+          <w:rFonts w:hint="eastAsia" w:eastAsia="方正小标宋简体"/>
           <w:sz w:val="24"/>
           <w:shd w:val="clear" w:color="auto" w:fill="FFFFFF"/>
         </w:rPr>
@@ -1161,42 +1029,24 @@
     <w:p>
       <w:pPr>
         <w:spacing w:line="400" w:lineRule="exact"/>
-        <w:ind w:firstLineChars="200" w:firstLine="480"/>
-        <w:rPr>
-          <w:rFonts w:eastAsia="方正小标宋简体"/>
-          <w:sz w:val="24"/>
-          <w:shd w:val="clear" w:color="auto" w:fill="FFFFFF"/>
-        </w:rPr>
-      </w:pPr>
-      <w:r>
-        <w:rPr>
-          <w:rFonts w:eastAsia="方正小标宋简体"/>
-          <w:sz w:val="24"/>
-          <w:shd w:val="clear" w:color="auto" w:fill="FFFFFF"/>
-        </w:rPr>
-        <w:t>（四）</w:t>
-      </w:r>
-      <w:proofErr w:type="gramStart"/>
-      <w:r>
-        <w:rPr>
-          <w:rFonts w:eastAsia="方正小标宋简体"/>
-          <w:sz w:val="24"/>
-          <w:shd w:val="clear" w:color="auto" w:fill="FFFFFF"/>
-        </w:rPr>
-        <w:t>践行</w:t>
-      </w:r>
-      <w:proofErr w:type="gramEnd"/>
-      <w:r>
-        <w:rPr>
-          <w:rFonts w:eastAsia="方正小标宋简体"/>
-          <w:sz w:val="24"/>
-          <w:shd w:val="clear" w:color="auto" w:fill="FFFFFF"/>
-        </w:rPr>
-        <w:t>社会主义核心价值观</w:t>
-      </w:r>
-      <w:r>
-        <w:rPr>
-          <w:rFonts w:eastAsia="方正小标宋简体" w:hint="eastAsia"/>
+        <w:ind w:firstLine="480" w:firstLineChars="200"/>
+        <w:rPr>
+          <w:rFonts w:eastAsia="方正小标宋简体"/>
+          <w:sz w:val="24"/>
+          <w:shd w:val="clear" w:color="auto" w:fill="FFFFFF"/>
+        </w:rPr>
+      </w:pPr>
+      <w:r>
+        <w:rPr>
+          <w:rFonts w:eastAsia="方正小标宋简体"/>
+          <w:sz w:val="24"/>
+          <w:shd w:val="clear" w:color="auto" w:fill="FFFFFF"/>
+        </w:rPr>
+        <w:t>（四）践行社会主义核心价值观</w:t>
+      </w:r>
+      <w:r>
+        <w:rPr>
+          <w:rFonts w:hint="eastAsia" w:eastAsia="方正小标宋简体"/>
           <w:sz w:val="24"/>
           <w:shd w:val="clear" w:color="auto" w:fill="FFFFFF"/>
         </w:rPr>
@@ -1214,7 +1064,7 @@
     <w:p>
       <w:pPr>
         <w:spacing w:line="400" w:lineRule="exact"/>
-        <w:ind w:firstLineChars="200" w:firstLine="480"/>
+        <w:ind w:firstLine="480" w:firstLineChars="200"/>
         <w:rPr>
           <w:rFonts w:eastAsia="方正小标宋简体"/>
           <w:sz w:val="24"/>
@@ -1233,7 +1083,7 @@
     <w:p>
       <w:pPr>
         <w:spacing w:line="400" w:lineRule="exact"/>
-        <w:ind w:firstLineChars="200" w:firstLine="480"/>
+        <w:ind w:firstLine="480" w:firstLineChars="200"/>
         <w:rPr>
           <w:rFonts w:eastAsia="方正小标宋简体"/>
           <w:sz w:val="24"/>
@@ -1252,7 +1102,7 @@
     <w:p>
       <w:pPr>
         <w:spacing w:line="400" w:lineRule="exact"/>
-        <w:ind w:firstLineChars="200" w:firstLine="480"/>
+        <w:ind w:firstLine="480" w:firstLineChars="200"/>
         <w:rPr>
           <w:rFonts w:eastAsia="方正小标宋简体"/>
           <w:color w:val="0000FF"/>
@@ -1270,7 +1120,7 @@
       </w:r>
       <w:r>
         <w:rPr>
-          <w:rFonts w:eastAsia="方正小标宋简体" w:hint="eastAsia"/>
+          <w:rFonts w:hint="eastAsia" w:eastAsia="方正小标宋简体"/>
           <w:color w:val="0000FF"/>
           <w:sz w:val="24"/>
           <w:shd w:val="clear" w:color="auto" w:fill="FFFFFF"/>
@@ -1288,7 +1138,7 @@
       </w:r>
       <w:r>
         <w:rPr>
-          <w:rFonts w:eastAsia="方正小标宋简体" w:hint="eastAsia"/>
+          <w:rFonts w:hint="eastAsia" w:eastAsia="方正小标宋简体"/>
           <w:color w:val="0000FF"/>
           <w:sz w:val="24"/>
           <w:shd w:val="clear" w:color="auto" w:fill="FFFFFF"/>
@@ -1308,7 +1158,7 @@
     <w:p>
       <w:pPr>
         <w:spacing w:line="400" w:lineRule="exact"/>
-        <w:ind w:firstLineChars="200" w:firstLine="480"/>
+        <w:ind w:firstLine="480" w:firstLineChars="200"/>
         <w:rPr>
           <w:rFonts w:eastAsia="方正小标宋简体"/>
           <w:color w:val="0000FF"/>
@@ -1327,7 +1177,7 @@
       </w:r>
       <w:r>
         <w:rPr>
-          <w:rFonts w:eastAsia="方正小标宋简体" w:hint="eastAsia"/>
+          <w:rFonts w:hint="eastAsia" w:eastAsia="方正小标宋简体"/>
           <w:color w:val="0000FF"/>
           <w:sz w:val="24"/>
           <w:shd w:val="clear" w:color="auto" w:fill="FFFFFF"/>
@@ -1347,40 +1197,24 @@
     <w:p>
       <w:pPr>
         <w:spacing w:line="400" w:lineRule="exact"/>
-        <w:ind w:firstLineChars="200" w:firstLine="480"/>
-        <w:rPr>
-          <w:rFonts w:eastAsia="方正小标宋简体"/>
-          <w:sz w:val="24"/>
-          <w:shd w:val="clear" w:color="auto" w:fill="FFFFFF"/>
-        </w:rPr>
-      </w:pPr>
-      <w:r>
-        <w:rPr>
-          <w:rFonts w:eastAsia="方正小标宋简体"/>
-          <w:sz w:val="24"/>
-          <w:shd w:val="clear" w:color="auto" w:fill="FFFFFF"/>
-        </w:rPr>
-        <w:t>第九条</w:t>
-      </w:r>
-      <w:r>
-        <w:rPr>
-          <w:rFonts w:eastAsia="方正小标宋简体"/>
-          <w:sz w:val="24"/>
-          <w:shd w:val="clear" w:color="auto" w:fill="FFFFFF"/>
-        </w:rPr>
-        <w:t xml:space="preserve">  </w:t>
-      </w:r>
-      <w:r>
-        <w:rPr>
-          <w:rFonts w:eastAsia="方正小标宋简体"/>
-          <w:sz w:val="24"/>
-          <w:shd w:val="clear" w:color="auto" w:fill="FFFFFF"/>
-        </w:rPr>
-        <w:t>有</w:t>
-      </w:r>
-      <w:r>
-        <w:rPr>
-          <w:rFonts w:eastAsia="方正小标宋简体" w:hint="eastAsia"/>
+        <w:ind w:firstLine="480" w:firstLineChars="200"/>
+        <w:rPr>
+          <w:rFonts w:eastAsia="方正小标宋简体"/>
+          <w:sz w:val="24"/>
+          <w:shd w:val="clear" w:color="auto" w:fill="FFFFFF"/>
+        </w:rPr>
+      </w:pPr>
+      <w:r>
+        <w:rPr>
+          <w:rFonts w:eastAsia="方正小标宋简体"/>
+          <w:sz w:val="24"/>
+          <w:shd w:val="clear" w:color="auto" w:fill="FFFFFF"/>
+        </w:rPr>
+        <w:t>第九条  有</w:t>
+      </w:r>
+      <w:r>
+        <w:rPr>
+          <w:rFonts w:hint="eastAsia" w:eastAsia="方正小标宋简体"/>
           <w:sz w:val="24"/>
           <w:shd w:val="clear" w:color="auto" w:fill="FFFFFF"/>
         </w:rPr>
@@ -1398,7 +1232,7 @@
     <w:p>
       <w:pPr>
         <w:spacing w:line="400" w:lineRule="exact"/>
-        <w:ind w:firstLineChars="200" w:firstLine="480"/>
+        <w:ind w:firstLine="480" w:firstLineChars="200"/>
         <w:rPr>
           <w:rFonts w:eastAsia="方正小标宋简体"/>
           <w:sz w:val="24"/>
@@ -1417,7 +1251,7 @@
     <w:p>
       <w:pPr>
         <w:spacing w:line="400" w:lineRule="exact"/>
-        <w:ind w:firstLineChars="200" w:firstLine="480"/>
+        <w:ind w:firstLine="480" w:firstLineChars="200"/>
         <w:rPr>
           <w:rFonts w:eastAsia="方正小标宋简体"/>
           <w:sz w:val="24"/>
@@ -1436,76 +1270,26 @@
     <w:p>
       <w:pPr>
         <w:spacing w:line="400" w:lineRule="exact"/>
-        <w:ind w:firstLineChars="200" w:firstLine="480"/>
-        <w:rPr>
-          <w:rFonts w:eastAsia="方正小标宋简体"/>
-          <w:sz w:val="24"/>
-          <w:shd w:val="clear" w:color="auto" w:fill="FFFFFF"/>
-        </w:rPr>
-      </w:pPr>
-      <w:r>
-        <w:rPr>
-          <w:rFonts w:eastAsia="方正小标宋简体"/>
-          <w:sz w:val="24"/>
-          <w:shd w:val="clear" w:color="auto" w:fill="FFFFFF"/>
-        </w:rPr>
-        <w:t>（三）被有关部门确认存在</w:t>
-      </w:r>
-      <w:proofErr w:type="gramStart"/>
-      <w:r>
-        <w:rPr>
-          <w:rFonts w:eastAsia="方正小标宋简体"/>
-          <w:sz w:val="24"/>
-          <w:shd w:val="clear" w:color="auto" w:fill="FFFFFF"/>
-        </w:rPr>
-        <w:t>涉黑涉恶行</w:t>
-      </w:r>
-      <w:proofErr w:type="gramEnd"/>
-      <w:r>
-        <w:rPr>
-          <w:rFonts w:eastAsia="方正小标宋简体"/>
-          <w:sz w:val="24"/>
-          <w:shd w:val="clear" w:color="auto" w:fill="FFFFFF"/>
-        </w:rPr>
-        <w:t>为的，利用黑恶势力或者</w:t>
-      </w:r>
-      <w:r>
-        <w:rPr>
-          <w:rFonts w:eastAsia="方正小标宋简体"/>
-          <w:sz w:val="24"/>
-          <w:shd w:val="clear" w:color="auto" w:fill="FFFFFF"/>
-        </w:rPr>
-        <w:t>“</w:t>
-      </w:r>
-      <w:r>
-        <w:rPr>
-          <w:rFonts w:eastAsia="方正小标宋简体"/>
-          <w:sz w:val="24"/>
-          <w:shd w:val="clear" w:color="auto" w:fill="FFFFFF"/>
-        </w:rPr>
-        <w:t>软暴力</w:t>
-      </w:r>
-      <w:r>
-        <w:rPr>
-          <w:rFonts w:eastAsia="方正小标宋简体"/>
-          <w:sz w:val="24"/>
-          <w:shd w:val="clear" w:color="auto" w:fill="FFFFFF"/>
-        </w:rPr>
-        <w:t>”</w:t>
-      </w:r>
-      <w:r>
-        <w:rPr>
-          <w:rFonts w:eastAsia="方正小标宋简体"/>
-          <w:sz w:val="24"/>
-          <w:shd w:val="clear" w:color="auto" w:fill="FFFFFF"/>
-        </w:rPr>
-        <w:t>干预小区业主正常工作和生活的；</w:t>
+        <w:ind w:firstLine="480" w:firstLineChars="200"/>
+        <w:rPr>
+          <w:rFonts w:eastAsia="方正小标宋简体"/>
+          <w:sz w:val="24"/>
+          <w:shd w:val="clear" w:color="auto" w:fill="FFFFFF"/>
+        </w:rPr>
+      </w:pPr>
+      <w:r>
+        <w:rPr>
+          <w:rFonts w:eastAsia="方正小标宋简体"/>
+          <w:sz w:val="24"/>
+          <w:shd w:val="clear" w:color="auto" w:fill="FFFFFF"/>
+        </w:rPr>
+        <w:t>（三）被有关部门确认存在涉黑涉恶行为的，利用黑恶势力或者“软暴力”干预小区业主正常工作和生活的；</w:t>
       </w:r>
     </w:p>
     <w:p>
       <w:pPr>
         <w:spacing w:line="400" w:lineRule="exact"/>
-        <w:ind w:firstLineChars="200" w:firstLine="480"/>
+        <w:ind w:firstLine="480" w:firstLineChars="200"/>
         <w:rPr>
           <w:rFonts w:eastAsia="方正小标宋简体"/>
           <w:sz w:val="24"/>
@@ -1524,7 +1308,7 @@
     <w:p>
       <w:pPr>
         <w:spacing w:line="400" w:lineRule="exact"/>
-        <w:ind w:firstLineChars="200" w:firstLine="480"/>
+        <w:ind w:firstLine="480" w:firstLineChars="200"/>
         <w:rPr>
           <w:rFonts w:eastAsia="方正小标宋简体"/>
           <w:sz w:val="24"/>
@@ -1543,7 +1327,7 @@
     <w:p>
       <w:pPr>
         <w:spacing w:line="400" w:lineRule="exact"/>
-        <w:ind w:firstLineChars="200" w:firstLine="480"/>
+        <w:ind w:firstLine="480" w:firstLineChars="200"/>
         <w:rPr>
           <w:rFonts w:eastAsia="方正小标宋简体"/>
           <w:sz w:val="24"/>
@@ -1562,7 +1346,7 @@
     <w:p>
       <w:pPr>
         <w:spacing w:line="400" w:lineRule="exact"/>
-        <w:ind w:firstLineChars="200" w:firstLine="480"/>
+        <w:ind w:firstLine="480" w:firstLineChars="200"/>
         <w:rPr>
           <w:rFonts w:eastAsia="方正小标宋简体"/>
           <w:sz w:val="24"/>
@@ -1579,7 +1363,7 @@
       </w:r>
       <w:r>
         <w:rPr>
-          <w:rFonts w:eastAsia="方正小标宋简体" w:hint="eastAsia"/>
+          <w:rFonts w:hint="eastAsia" w:eastAsia="方正小标宋简体"/>
           <w:sz w:val="24"/>
           <w:shd w:val="clear" w:color="auto" w:fill="FFFFFF"/>
         </w:rPr>
@@ -1595,7 +1379,7 @@
       </w:r>
       <w:r>
         <w:rPr>
-          <w:rFonts w:eastAsia="方正小标宋简体" w:hint="eastAsia"/>
+          <w:rFonts w:hint="eastAsia" w:eastAsia="方正小标宋简体"/>
           <w:sz w:val="24"/>
           <w:shd w:val="clear" w:color="auto" w:fill="FFFFFF"/>
         </w:rPr>
@@ -1613,7 +1397,7 @@
     <w:p>
       <w:pPr>
         <w:spacing w:line="400" w:lineRule="exact"/>
-        <w:ind w:firstLineChars="200" w:firstLine="480"/>
+        <w:ind w:firstLine="480" w:firstLineChars="200"/>
         <w:rPr>
           <w:rFonts w:eastAsia="方正小标宋简体"/>
           <w:sz w:val="24"/>
@@ -1630,7 +1414,7 @@
       </w:r>
       <w:r>
         <w:rPr>
-          <w:rFonts w:eastAsia="方正小标宋简体" w:hint="eastAsia"/>
+          <w:rFonts w:hint="eastAsia" w:eastAsia="方正小标宋简体"/>
           <w:sz w:val="24"/>
           <w:shd w:val="clear" w:color="auto" w:fill="FFFFFF"/>
         </w:rPr>
@@ -1646,7 +1430,7 @@
       </w:r>
       <w:r>
         <w:rPr>
-          <w:rFonts w:eastAsia="方正小标宋简体" w:hint="eastAsia"/>
+          <w:rFonts w:hint="eastAsia" w:eastAsia="方正小标宋简体"/>
           <w:sz w:val="24"/>
           <w:shd w:val="clear" w:color="auto" w:fill="FFFFFF"/>
         </w:rPr>
@@ -1662,7 +1446,7 @@
       </w:r>
       <w:r>
         <w:rPr>
-          <w:rFonts w:eastAsia="方正小标宋简体" w:hint="eastAsia"/>
+          <w:rFonts w:hint="eastAsia" w:eastAsia="方正小标宋简体"/>
           <w:sz w:val="24"/>
           <w:shd w:val="clear" w:color="auto" w:fill="FFFFFF"/>
         </w:rPr>
@@ -1672,7 +1456,7 @@
     <w:p>
       <w:pPr>
         <w:spacing w:line="400" w:lineRule="exact"/>
-        <w:ind w:firstLineChars="200" w:firstLine="480"/>
+        <w:ind w:firstLine="480" w:firstLineChars="200"/>
         <w:rPr>
           <w:rFonts w:eastAsia="方正小标宋简体"/>
           <w:sz w:val="24"/>
@@ -1689,7 +1473,7 @@
       </w:r>
       <w:r>
         <w:rPr>
-          <w:rFonts w:eastAsia="方正小标宋简体" w:hint="eastAsia"/>
+          <w:rFonts w:hint="eastAsia" w:eastAsia="方正小标宋简体"/>
           <w:sz w:val="24"/>
           <w:shd w:val="clear" w:color="auto" w:fill="FFFFFF"/>
         </w:rPr>
@@ -1705,7 +1489,7 @@
       </w:r>
       <w:r>
         <w:rPr>
-          <w:rFonts w:eastAsia="方正小标宋简体" w:hint="eastAsia"/>
+          <w:rFonts w:hint="eastAsia" w:eastAsia="方正小标宋简体"/>
           <w:sz w:val="24"/>
           <w:shd w:val="clear" w:color="auto" w:fill="FFFFFF"/>
         </w:rPr>
@@ -1714,16 +1498,16 @@
     </w:p>
     <w:p>
       <w:pPr>
-        <w:spacing w:beforeLines="50" w:before="156" w:afterLines="50" w:after="156" w:line="400" w:lineRule="exact"/>
-        <w:ind w:firstLineChars="200" w:firstLine="482"/>
-        <w:rPr>
-          <w:rFonts w:eastAsia="方正小标宋简体"/>
-          <w:sz w:val="24"/>
-        </w:rPr>
-      </w:pPr>
-      <w:r>
-        <w:rPr>
-          <w:rFonts w:ascii="黑体" w:eastAsia="黑体" w:hAnsi="黑体"/>
+        <w:spacing w:before="156" w:beforeLines="50" w:after="156" w:afterLines="50" w:line="400" w:lineRule="exact"/>
+        <w:ind w:firstLine="480" w:firstLineChars="200"/>
+        <w:rPr>
+          <w:rFonts w:eastAsia="方正小标宋简体"/>
+          <w:sz w:val="24"/>
+        </w:rPr>
+      </w:pPr>
+      <w:r>
+        <w:rPr>
+          <w:rFonts w:ascii="SimHei" w:hAnsi="SimHei" w:eastAsia="SimHei"/>
           <w:b/>
           <w:bCs/>
           <w:sz w:val="24"/>
@@ -1756,7 +1540,7 @@
       </w:r>
       <w:r>
         <w:rPr>
-          <w:rFonts w:eastAsia="方正小标宋简体" w:hint="eastAsia"/>
+          <w:rFonts w:hint="eastAsia" w:eastAsia="方正小标宋简体"/>
           <w:sz w:val="24"/>
         </w:rPr>
         <w:t>提请街道办事处（乡镇人民政府）</w:t>
@@ -1770,7 +1554,7 @@
       </w:r>
       <w:r>
         <w:rPr>
-          <w:rFonts w:eastAsia="方正小标宋简体" w:hint="eastAsia"/>
+          <w:rFonts w:hint="eastAsia" w:eastAsia="方正小标宋简体"/>
           <w:sz w:val="24"/>
         </w:rPr>
         <w:t>和候选人资格</w:t>
@@ -1784,7 +1568,7 @@
       </w:r>
       <w:r>
         <w:rPr>
-          <w:rFonts w:eastAsia="方正小标宋简体" w:hint="eastAsia"/>
+          <w:rFonts w:hint="eastAsia" w:eastAsia="方正小标宋简体"/>
           <w:sz w:val="24"/>
         </w:rPr>
         <w:t>；</w:t>
@@ -1798,7 +1582,7 @@
       </w:r>
       <w:r>
         <w:rPr>
-          <w:rFonts w:eastAsia="方正小标宋简体" w:hint="eastAsia"/>
+          <w:rFonts w:hint="eastAsia" w:eastAsia="方正小标宋简体"/>
           <w:sz w:val="24"/>
         </w:rPr>
         <w:t>、</w:t>
@@ -1812,7 +1596,7 @@
       </w:r>
       <w:r>
         <w:rPr>
-          <w:rFonts w:eastAsia="方正小标宋简体" w:hint="eastAsia"/>
+          <w:rFonts w:hint="eastAsia" w:eastAsia="方正小标宋简体"/>
           <w:sz w:val="24"/>
         </w:rPr>
         <w:t>及被</w:t>
@@ -1827,8 +1611,8 @@
     </w:p>
     <w:p>
       <w:pPr>
-        <w:spacing w:beforeLines="50" w:before="156" w:afterLines="50" w:after="156" w:line="400" w:lineRule="exact"/>
-        <w:ind w:firstLineChars="200" w:firstLine="480"/>
+        <w:spacing w:before="156" w:beforeLines="50" w:after="156" w:afterLines="50" w:line="400" w:lineRule="exact"/>
+        <w:ind w:firstLine="480" w:firstLineChars="200"/>
         <w:rPr>
           <w:rFonts w:eastAsia="方正小标宋简体"/>
           <w:sz w:val="24"/>
@@ -1843,7 +1627,7 @@
       </w:r>
       <w:r>
         <w:rPr>
-          <w:rFonts w:eastAsia="方正小标宋简体" w:hint="eastAsia"/>
+          <w:rFonts w:hint="eastAsia" w:eastAsia="方正小标宋简体"/>
           <w:sz w:val="24"/>
         </w:rPr>
         <w:t>时，</w:t>
@@ -1857,7 +1641,7 @@
       </w:r>
       <w:r>
         <w:rPr>
-          <w:rFonts w:eastAsia="方正小标宋简体" w:hint="eastAsia"/>
+          <w:rFonts w:hint="eastAsia" w:eastAsia="方正小标宋简体"/>
           <w:sz w:val="24"/>
         </w:rPr>
         <w:t>应当</w:t>
@@ -1871,7 +1655,7 @@
       </w:r>
       <w:r>
         <w:rPr>
-          <w:rFonts w:eastAsia="方正小标宋简体" w:hint="eastAsia"/>
+          <w:rFonts w:hint="eastAsia" w:eastAsia="方正小标宋简体"/>
           <w:sz w:val="24"/>
         </w:rPr>
         <w:t>考虑。</w:t>
@@ -1879,8 +1663,8 @@
     </w:p>
     <w:p>
       <w:pPr>
-        <w:spacing w:beforeLines="50" w:before="156" w:afterLines="50" w:after="156" w:line="400" w:lineRule="exact"/>
-        <w:ind w:firstLineChars="200" w:firstLine="480"/>
+        <w:spacing w:before="156" w:beforeLines="50" w:after="156" w:afterLines="50" w:line="400" w:lineRule="exact"/>
+        <w:ind w:firstLine="480" w:firstLineChars="200"/>
         <w:rPr>
           <w:rFonts w:eastAsia="方正小标宋简体"/>
           <w:sz w:val="24"/>
@@ -1895,7 +1679,7 @@
       </w:r>
       <w:r>
         <w:rPr>
-          <w:rFonts w:eastAsia="方正小标宋简体" w:hint="eastAsia"/>
+          <w:rFonts w:hint="eastAsia" w:eastAsia="方正小标宋简体"/>
           <w:sz w:val="24"/>
         </w:rPr>
         <w:t>（竞选承诺）</w:t>
@@ -1909,7 +1693,7 @@
       </w:r>
       <w:r>
         <w:rPr>
-          <w:rFonts w:eastAsia="方正小标宋简体" w:hint="eastAsia"/>
+          <w:rFonts w:hint="eastAsia" w:eastAsia="方正小标宋简体"/>
           <w:sz w:val="24"/>
         </w:rPr>
         <w:t>。</w:t>
@@ -1917,19 +1701,19 @@
     </w:p>
     <w:p>
       <w:pPr>
-        <w:pStyle w:val="a3"/>
+        <w:pStyle w:val="4"/>
         <w:widowControl w:val="0"/>
         <w:shd w:val="clear" w:color="auto" w:fill="FFFFFF"/>
-        <w:spacing w:beforeLines="50" w:before="156" w:beforeAutospacing="0" w:afterLines="50" w:after="156" w:afterAutospacing="0" w:line="400" w:lineRule="exact"/>
-        <w:ind w:firstLineChars="200" w:firstLine="482"/>
+        <w:spacing w:before="156" w:beforeLines="50" w:beforeAutospacing="0" w:after="156" w:afterLines="50" w:afterAutospacing="0" w:line="400" w:lineRule="exact"/>
+        <w:ind w:firstLine="480" w:firstLineChars="200"/>
         <w:jc w:val="both"/>
         <w:rPr>
-          <w:rFonts w:ascii="Times New Roman" w:eastAsia="方正小标宋简体" w:hAnsi="Times New Roman" w:cs="Times New Roman"/>
-        </w:rPr>
-      </w:pPr>
-      <w:r>
-        <w:rPr>
-          <w:rFonts w:ascii="黑体" w:eastAsia="黑体" w:hAnsi="黑体" w:cs="Times New Roman"/>
+          <w:rFonts w:ascii="Times New Roman" w:hAnsi="Times New Roman" w:eastAsia="方正小标宋简体" w:cs="Times New Roman"/>
+        </w:rPr>
+      </w:pPr>
+      <w:r>
+        <w:rPr>
+          <w:rFonts w:ascii="SimHei" w:hAnsi="SimHei" w:eastAsia="SimHei" w:cs="Times New Roman"/>
           <w:b/>
           <w:bCs/>
           <w:shd w:val="clear" w:color="auto" w:fill="FFFFFF"/>
@@ -1938,7 +1722,7 @@
       </w:r>
       <w:r>
         <w:rPr>
-          <w:rFonts w:ascii="黑体" w:eastAsia="黑体" w:hAnsi="黑体" w:cs="Times New Roman" w:hint="eastAsia"/>
+          <w:rFonts w:hint="eastAsia" w:ascii="SimHei" w:hAnsi="SimHei" w:eastAsia="SimHei" w:cs="Times New Roman"/>
           <w:b/>
           <w:bCs/>
           <w:shd w:val="clear" w:color="auto" w:fill="FFFFFF"/>
@@ -1947,7 +1731,7 @@
       </w:r>
       <w:r>
         <w:rPr>
-          <w:rFonts w:ascii="黑体" w:eastAsia="黑体" w:hAnsi="黑体" w:cs="Times New Roman"/>
+          <w:rFonts w:ascii="SimHei" w:hAnsi="SimHei" w:eastAsia="SimHei" w:cs="Times New Roman"/>
           <w:b/>
           <w:bCs/>
           <w:shd w:val="clear" w:color="auto" w:fill="FFFFFF"/>
@@ -1956,65 +1740,58 @@
       </w:r>
       <w:r>
         <w:rPr>
-          <w:rFonts w:ascii="Times New Roman" w:eastAsia="方正小标宋简体" w:hAnsi="Times New Roman" w:cs="Times New Roman"/>
+          <w:rFonts w:ascii="Times New Roman" w:hAnsi="Times New Roman" w:eastAsia="方正小标宋简体" w:cs="Times New Roman"/>
           <w:bCs/>
         </w:rPr>
         <w:t xml:space="preserve"> </w:t>
       </w:r>
       <w:r>
         <w:rPr>
-          <w:rFonts w:ascii="Times New Roman" w:eastAsia="方正小标宋简体" w:hAnsi="Times New Roman" w:cs="Times New Roman"/>
+          <w:rFonts w:ascii="Times New Roman" w:hAnsi="Times New Roman" w:eastAsia="方正小标宋简体" w:cs="Times New Roman"/>
           <w:b/>
         </w:rPr>
         <w:t xml:space="preserve"> </w:t>
       </w:r>
       <w:r>
         <w:rPr>
-          <w:rFonts w:ascii="Times New Roman" w:eastAsia="方正小标宋简体" w:hAnsi="Times New Roman" w:cs="Times New Roman"/>
+          <w:rFonts w:ascii="Times New Roman" w:hAnsi="Times New Roman" w:eastAsia="方正小标宋简体" w:cs="Times New Roman"/>
         </w:rPr>
         <w:t>符合条件的参选业主少于候选人名额时，筹备组应当</w:t>
       </w:r>
       <w:r>
         <w:rPr>
-          <w:rFonts w:ascii="Times New Roman" w:eastAsia="方正小标宋简体" w:hAnsi="Times New Roman" w:cs="Times New Roman" w:hint="eastAsia"/>
-        </w:rPr>
-        <w:t>在自愿的基</w:t>
-      </w:r>
-      <w:r>
-        <w:rPr>
-          <w:rFonts w:ascii="Times New Roman" w:eastAsia="方正小标宋简体" w:hAnsi="Times New Roman" w:cs="Times New Roman" w:hint="eastAsia"/>
-        </w:rPr>
-        <w:lastRenderedPageBreak/>
-        <w:t>础上</w:t>
-      </w:r>
-      <w:r>
-        <w:rPr>
-          <w:rFonts w:ascii="Times New Roman" w:eastAsia="方正小标宋简体" w:hAnsi="Times New Roman" w:cs="Times New Roman"/>
+          <w:rFonts w:hint="eastAsia" w:ascii="Times New Roman" w:hAnsi="Times New Roman" w:eastAsia="方正小标宋简体" w:cs="Times New Roman"/>
+        </w:rPr>
+        <w:t>在自愿的基础上</w:t>
+      </w:r>
+      <w:r>
+        <w:rPr>
+          <w:rFonts w:ascii="Times New Roman" w:hAnsi="Times New Roman" w:eastAsia="方正小标宋简体" w:cs="Times New Roman"/>
         </w:rPr>
         <w:t>推荐参选业主，补足候选人名额</w:t>
       </w:r>
       <w:r>
         <w:rPr>
-          <w:rFonts w:ascii="Times New Roman" w:eastAsia="方正小标宋简体" w:hAnsi="Times New Roman" w:cs="Times New Roman" w:hint="eastAsia"/>
+          <w:rFonts w:hint="eastAsia" w:ascii="Times New Roman" w:hAnsi="Times New Roman" w:eastAsia="方正小标宋简体" w:cs="Times New Roman"/>
         </w:rPr>
         <w:t>。</w:t>
       </w:r>
     </w:p>
     <w:p>
       <w:pPr>
-        <w:pStyle w:val="a3"/>
+        <w:pStyle w:val="4"/>
         <w:widowControl w:val="0"/>
         <w:shd w:val="clear" w:color="auto" w:fill="FFFFFF"/>
-        <w:spacing w:beforeLines="50" w:before="156" w:beforeAutospacing="0" w:afterLines="50" w:after="156" w:afterAutospacing="0" w:line="400" w:lineRule="exact"/>
-        <w:ind w:firstLineChars="200" w:firstLine="482"/>
+        <w:spacing w:before="156" w:beforeLines="50" w:beforeAutospacing="0" w:after="156" w:afterLines="50" w:afterAutospacing="0" w:line="400" w:lineRule="exact"/>
+        <w:ind w:firstLine="480" w:firstLineChars="200"/>
         <w:jc w:val="both"/>
         <w:rPr>
-          <w:rFonts w:ascii="Times New Roman" w:eastAsia="方正小标宋简体" w:hAnsi="Times New Roman" w:cs="Times New Roman"/>
-        </w:rPr>
-      </w:pPr>
-      <w:r>
-        <w:rPr>
-          <w:rFonts w:ascii="黑体" w:eastAsia="黑体" w:hAnsi="黑体" w:cs="Times New Roman"/>
+          <w:rFonts w:ascii="Times New Roman" w:hAnsi="Times New Roman" w:eastAsia="方正小标宋简体" w:cs="Times New Roman"/>
+        </w:rPr>
+      </w:pPr>
+      <w:r>
+        <w:rPr>
+          <w:rFonts w:ascii="SimHei" w:hAnsi="SimHei" w:eastAsia="SimHei" w:cs="Times New Roman"/>
           <w:b/>
           <w:bCs/>
           <w:shd w:val="clear" w:color="auto" w:fill="FFFFFF"/>
@@ -2023,7 +1800,7 @@
       </w:r>
       <w:r>
         <w:rPr>
-          <w:rFonts w:ascii="黑体" w:eastAsia="黑体" w:hAnsi="黑体" w:cs="Times New Roman" w:hint="eastAsia"/>
+          <w:rFonts w:hint="eastAsia" w:ascii="SimHei" w:hAnsi="SimHei" w:eastAsia="SimHei" w:cs="Times New Roman"/>
           <w:b/>
           <w:bCs/>
           <w:shd w:val="clear" w:color="auto" w:fill="FFFFFF"/>
@@ -2032,7 +1809,7 @@
       </w:r>
       <w:r>
         <w:rPr>
-          <w:rFonts w:ascii="黑体" w:eastAsia="黑体" w:hAnsi="黑体" w:cs="Times New Roman"/>
+          <w:rFonts w:ascii="SimHei" w:hAnsi="SimHei" w:eastAsia="SimHei" w:cs="Times New Roman"/>
           <w:b/>
           <w:bCs/>
           <w:shd w:val="clear" w:color="auto" w:fill="FFFFFF"/>
@@ -2041,7 +1818,7 @@
       </w:r>
       <w:r>
         <w:rPr>
-          <w:rFonts w:ascii="黑体" w:eastAsia="黑体" w:hAnsi="黑体" w:cs="Times New Roman"/>
+          <w:rFonts w:ascii="SimHei" w:hAnsi="SimHei" w:eastAsia="SimHei" w:cs="Times New Roman"/>
           <w:b/>
           <w:bCs/>
         </w:rPr>
@@ -2049,102 +1826,102 @@
       </w:r>
       <w:r>
         <w:rPr>
-          <w:rFonts w:ascii="Times New Roman" w:eastAsia="方正小标宋简体" w:hAnsi="Times New Roman" w:cs="Times New Roman"/>
+          <w:rFonts w:ascii="Times New Roman" w:hAnsi="Times New Roman" w:eastAsia="方正小标宋简体" w:cs="Times New Roman"/>
           <w:b/>
         </w:rPr>
         <w:t xml:space="preserve"> </w:t>
       </w:r>
       <w:r>
         <w:rPr>
-          <w:rFonts w:ascii="Times New Roman" w:eastAsia="方正小标宋简体" w:hAnsi="Times New Roman" w:cs="Times New Roman"/>
+          <w:rFonts w:ascii="Times New Roman" w:hAnsi="Times New Roman" w:eastAsia="方正小标宋简体" w:cs="Times New Roman"/>
         </w:rPr>
         <w:t>候选人在选举过程中，因自动退出或者被发现不符合</w:t>
       </w:r>
       <w:r>
         <w:rPr>
-          <w:rFonts w:ascii="Times New Roman" w:eastAsia="方正小标宋简体" w:hAnsi="Times New Roman" w:cs="Times New Roman" w:hint="eastAsia"/>
+          <w:rFonts w:hint="eastAsia" w:ascii="Times New Roman" w:hAnsi="Times New Roman" w:eastAsia="方正小标宋简体" w:cs="Times New Roman"/>
         </w:rPr>
         <w:t>资格</w:t>
       </w:r>
       <w:r>
         <w:rPr>
-          <w:rFonts w:ascii="Times New Roman" w:eastAsia="方正小标宋简体" w:hAnsi="Times New Roman" w:cs="Times New Roman"/>
+          <w:rFonts w:ascii="Times New Roman" w:hAnsi="Times New Roman" w:eastAsia="方正小标宋简体" w:cs="Times New Roman"/>
         </w:rPr>
         <w:t>条件的，应当从落选的符合条件的参选业主中，按</w:t>
       </w:r>
       <w:r>
         <w:rPr>
-          <w:rFonts w:ascii="Times New Roman" w:eastAsia="方正小标宋简体" w:hAnsi="Times New Roman" w:cs="Times New Roman" w:hint="eastAsia"/>
+          <w:rFonts w:hint="eastAsia" w:ascii="Times New Roman" w:hAnsi="Times New Roman" w:eastAsia="方正小标宋简体" w:cs="Times New Roman"/>
         </w:rPr>
         <w:t>当时的投票情况择优</w:t>
       </w:r>
       <w:r>
         <w:rPr>
-          <w:rFonts w:ascii="Times New Roman" w:eastAsia="方正小标宋简体" w:hAnsi="Times New Roman" w:cs="Times New Roman"/>
+          <w:rFonts w:ascii="Times New Roman" w:hAnsi="Times New Roman" w:eastAsia="方正小标宋简体" w:cs="Times New Roman"/>
         </w:rPr>
         <w:t>递补</w:t>
       </w:r>
       <w:r>
         <w:rPr>
-          <w:rFonts w:ascii="Times New Roman" w:eastAsia="方正小标宋简体" w:hAnsi="Times New Roman" w:cs="Times New Roman" w:hint="eastAsia"/>
+          <w:rFonts w:hint="eastAsia" w:ascii="Times New Roman" w:hAnsi="Times New Roman" w:eastAsia="方正小标宋简体" w:cs="Times New Roman"/>
         </w:rPr>
         <w:t>；无递补的，由</w:t>
       </w:r>
       <w:r>
         <w:rPr>
-          <w:rFonts w:ascii="Times New Roman" w:eastAsia="方正小标宋简体" w:hAnsi="Times New Roman" w:cs="Times New Roman"/>
+          <w:rFonts w:ascii="Times New Roman" w:hAnsi="Times New Roman" w:eastAsia="方正小标宋简体" w:cs="Times New Roman"/>
         </w:rPr>
         <w:t>筹备组</w:t>
       </w:r>
       <w:r>
         <w:rPr>
-          <w:rFonts w:ascii="Times New Roman" w:eastAsia="方正小标宋简体" w:hAnsi="Times New Roman" w:cs="Times New Roman" w:hint="eastAsia"/>
+          <w:rFonts w:hint="eastAsia" w:ascii="Times New Roman" w:hAnsi="Times New Roman" w:eastAsia="方正小标宋简体" w:cs="Times New Roman"/>
         </w:rPr>
         <w:t>在自愿的基础上</w:t>
       </w:r>
       <w:r>
         <w:rPr>
-          <w:rFonts w:ascii="Times New Roman" w:eastAsia="方正小标宋简体" w:hAnsi="Times New Roman" w:cs="Times New Roman"/>
+          <w:rFonts w:ascii="Times New Roman" w:hAnsi="Times New Roman" w:eastAsia="方正小标宋简体" w:cs="Times New Roman"/>
         </w:rPr>
         <w:t>推荐</w:t>
       </w:r>
       <w:r>
         <w:rPr>
-          <w:rFonts w:ascii="Times New Roman" w:eastAsia="方正小标宋简体" w:hAnsi="Times New Roman" w:cs="Times New Roman" w:hint="eastAsia"/>
+          <w:rFonts w:hint="eastAsia" w:ascii="Times New Roman" w:hAnsi="Times New Roman" w:eastAsia="方正小标宋简体" w:cs="Times New Roman"/>
         </w:rPr>
         <w:t>、</w:t>
       </w:r>
       <w:r>
         <w:rPr>
-          <w:rFonts w:ascii="Times New Roman" w:eastAsia="方正小标宋简体" w:hAnsi="Times New Roman" w:cs="Times New Roman"/>
+          <w:rFonts w:ascii="Times New Roman" w:hAnsi="Times New Roman" w:eastAsia="方正小标宋简体" w:cs="Times New Roman"/>
         </w:rPr>
         <w:t>补足。筹备组业主成员、候补业主成员被确定为候选人的，其筹备组</w:t>
       </w:r>
       <w:r>
         <w:rPr>
-          <w:rFonts w:ascii="Times New Roman" w:eastAsia="方正小标宋简体" w:hAnsi="Times New Roman" w:cs="Times New Roman" w:hint="eastAsia"/>
+          <w:rFonts w:hint="eastAsia" w:ascii="Times New Roman" w:hAnsi="Times New Roman" w:eastAsia="方正小标宋简体" w:cs="Times New Roman"/>
         </w:rPr>
         <w:t>成员</w:t>
       </w:r>
       <w:r>
         <w:rPr>
-          <w:rFonts w:ascii="Times New Roman" w:eastAsia="方正小标宋简体" w:hAnsi="Times New Roman" w:cs="Times New Roman"/>
+          <w:rFonts w:ascii="Times New Roman" w:hAnsi="Times New Roman" w:eastAsia="方正小标宋简体" w:cs="Times New Roman"/>
         </w:rPr>
         <w:t>资格即行终止。</w:t>
       </w:r>
     </w:p>
     <w:p>
       <w:pPr>
-        <w:spacing w:beforeLines="50" w:before="156" w:afterLines="50" w:after="156" w:line="400" w:lineRule="exact"/>
-        <w:ind w:firstLineChars="200" w:firstLine="482"/>
-        <w:rPr>
-          <w:rFonts w:eastAsia="方正小标宋简体"/>
-          <w:sz w:val="24"/>
-        </w:rPr>
-      </w:pPr>
-      <w:r>
-        <w:rPr>
-          <w:rFonts w:ascii="黑体" w:eastAsia="黑体" w:hAnsi="黑体"/>
+        <w:spacing w:before="156" w:beforeLines="50" w:after="156" w:afterLines="50" w:line="400" w:lineRule="exact"/>
+        <w:ind w:firstLine="480" w:firstLineChars="200"/>
+        <w:rPr>
+          <w:rFonts w:eastAsia="方正小标宋简体"/>
+          <w:sz w:val="24"/>
+        </w:rPr>
+      </w:pPr>
+      <w:r>
+        <w:rPr>
+          <w:rFonts w:ascii="SimHei" w:hAnsi="SimHei" w:eastAsia="SimHei"/>
           <w:b/>
           <w:bCs/>
           <w:sz w:val="24"/>
@@ -2154,7 +1931,7 @@
       </w:r>
       <w:r>
         <w:rPr>
-          <w:rFonts w:ascii="黑体" w:eastAsia="黑体" w:hAnsi="黑体" w:hint="eastAsia"/>
+          <w:rFonts w:hint="eastAsia" w:ascii="SimHei" w:hAnsi="SimHei" w:eastAsia="SimHei"/>
           <w:b/>
           <w:bCs/>
           <w:sz w:val="24"/>
@@ -2164,7 +1941,7 @@
       </w:r>
       <w:r>
         <w:rPr>
-          <w:rFonts w:ascii="黑体" w:eastAsia="黑体" w:hAnsi="黑体"/>
+          <w:rFonts w:ascii="SimHei" w:hAnsi="SimHei" w:eastAsia="SimHei"/>
           <w:b/>
           <w:bCs/>
           <w:sz w:val="24"/>
@@ -2205,7 +1982,7 @@
       </w:r>
       <w:r>
         <w:rPr>
-          <w:rFonts w:eastAsia="方正小标宋简体" w:hint="eastAsia"/>
+          <w:rFonts w:hint="eastAsia" w:eastAsia="方正小标宋简体"/>
           <w:sz w:val="24"/>
           <w:u w:val="single"/>
         </w:rPr>
@@ -2228,7 +2005,7 @@
       </w:r>
       <w:r>
         <w:rPr>
-          <w:rFonts w:eastAsia="方正小标宋简体" w:hint="eastAsia"/>
+          <w:rFonts w:hint="eastAsia" w:eastAsia="方正小标宋简体"/>
           <w:sz w:val="24"/>
         </w:rPr>
         <w:t>公示可与首次业主大会会议材料公示同步进行。</w:t>
@@ -2236,38 +2013,38 @@
     </w:p>
     <w:p>
       <w:pPr>
-        <w:pStyle w:val="a3"/>
+        <w:pStyle w:val="4"/>
         <w:widowControl w:val="0"/>
         <w:shd w:val="clear" w:color="auto" w:fill="FFFFFF"/>
-        <w:spacing w:beforeLines="50" w:before="156" w:beforeAutospacing="0" w:afterLines="50" w:after="156" w:afterAutospacing="0" w:line="400" w:lineRule="exact"/>
-        <w:ind w:firstLineChars="200" w:firstLine="480"/>
+        <w:spacing w:before="156" w:beforeLines="50" w:beforeAutospacing="0" w:after="156" w:afterLines="50" w:afterAutospacing="0" w:line="400" w:lineRule="exact"/>
+        <w:ind w:firstLine="480" w:firstLineChars="200"/>
         <w:jc w:val="both"/>
         <w:rPr>
-          <w:rFonts w:ascii="Times New Roman" w:eastAsia="方正小标宋简体" w:hAnsi="Times New Roman" w:cs="Times New Roman"/>
-        </w:rPr>
-      </w:pPr>
-      <w:r>
-        <w:rPr>
-          <w:rFonts w:ascii="Times New Roman" w:eastAsia="方正小标宋简体" w:hAnsi="Times New Roman" w:cs="Times New Roman"/>
+          <w:rFonts w:ascii="Times New Roman" w:hAnsi="Times New Roman" w:eastAsia="方正小标宋简体" w:cs="Times New Roman"/>
+        </w:rPr>
+      </w:pPr>
+      <w:r>
+        <w:rPr>
+          <w:rFonts w:ascii="Times New Roman" w:hAnsi="Times New Roman" w:eastAsia="方正小标宋简体" w:cs="Times New Roman"/>
         </w:rPr>
         <w:t>公示期间，业主有异议的，筹备组应当进行核实，并将核实及处理情况告知异议人。</w:t>
       </w:r>
     </w:p>
     <w:p>
       <w:pPr>
-        <w:pStyle w:val="a3"/>
+        <w:pStyle w:val="4"/>
         <w:widowControl w:val="0"/>
         <w:shd w:val="clear" w:color="auto" w:fill="FFFFFF"/>
-        <w:spacing w:beforeLines="50" w:before="156" w:beforeAutospacing="0" w:afterLines="50" w:after="156" w:afterAutospacing="0" w:line="400" w:lineRule="exact"/>
-        <w:ind w:firstLineChars="200" w:firstLine="482"/>
+        <w:spacing w:before="156" w:beforeLines="50" w:beforeAutospacing="0" w:after="156" w:afterLines="50" w:afterAutospacing="0" w:line="400" w:lineRule="exact"/>
+        <w:ind w:firstLine="480" w:firstLineChars="200"/>
         <w:jc w:val="both"/>
         <w:rPr>
-          <w:rFonts w:ascii="Times New Roman" w:eastAsia="方正小标宋简体" w:hAnsi="Times New Roman" w:cs="Times New Roman"/>
-        </w:rPr>
-      </w:pPr>
-      <w:r>
-        <w:rPr>
-          <w:rFonts w:ascii="黑体" w:eastAsia="黑体" w:hAnsi="黑体" w:cs="Times New Roman"/>
+          <w:rFonts w:ascii="Times New Roman" w:hAnsi="Times New Roman" w:eastAsia="方正小标宋简体" w:cs="Times New Roman"/>
+        </w:rPr>
+      </w:pPr>
+      <w:r>
+        <w:rPr>
+          <w:rFonts w:ascii="SimHei" w:hAnsi="SimHei" w:eastAsia="SimHei" w:cs="Times New Roman"/>
           <w:b/>
           <w:bCs/>
           <w:shd w:val="clear" w:color="auto" w:fill="FFFFFF"/>
@@ -2276,7 +2053,7 @@
       </w:r>
       <w:r>
         <w:rPr>
-          <w:rFonts w:ascii="黑体" w:eastAsia="黑体" w:hAnsi="黑体" w:cs="Times New Roman" w:hint="eastAsia"/>
+          <w:rFonts w:hint="eastAsia" w:ascii="SimHei" w:hAnsi="SimHei" w:eastAsia="SimHei" w:cs="Times New Roman"/>
           <w:b/>
           <w:bCs/>
           <w:shd w:val="clear" w:color="auto" w:fill="FFFFFF"/>
@@ -2285,7 +2062,7 @@
       </w:r>
       <w:r>
         <w:rPr>
-          <w:rFonts w:ascii="黑体" w:eastAsia="黑体" w:hAnsi="黑体" w:cs="Times New Roman"/>
+          <w:rFonts w:ascii="SimHei" w:hAnsi="SimHei" w:eastAsia="SimHei" w:cs="Times New Roman"/>
           <w:b/>
           <w:bCs/>
           <w:shd w:val="clear" w:color="auto" w:fill="FFFFFF"/>
@@ -2294,7 +2071,7 @@
       </w:r>
       <w:r>
         <w:rPr>
-          <w:rFonts w:ascii="黑体" w:eastAsia="黑体" w:hAnsi="黑体" w:cs="Times New Roman"/>
+          <w:rFonts w:ascii="SimHei" w:hAnsi="SimHei" w:eastAsia="SimHei" w:cs="Times New Roman"/>
           <w:b/>
           <w:bCs/>
         </w:rPr>
@@ -2302,59 +2079,59 @@
       </w:r>
       <w:r>
         <w:rPr>
-          <w:rFonts w:ascii="Times New Roman" w:eastAsia="方正小标宋简体" w:hAnsi="Times New Roman" w:cs="Times New Roman"/>
+          <w:rFonts w:ascii="Times New Roman" w:hAnsi="Times New Roman" w:eastAsia="方正小标宋简体" w:cs="Times New Roman"/>
           <w:b/>
         </w:rPr>
         <w:t xml:space="preserve"> </w:t>
       </w:r>
       <w:r>
         <w:rPr>
-          <w:rFonts w:ascii="Times New Roman" w:eastAsia="方正小标宋简体" w:hAnsi="Times New Roman" w:cs="Times New Roman"/>
+          <w:rFonts w:ascii="Times New Roman" w:hAnsi="Times New Roman" w:eastAsia="方正小标宋简体" w:cs="Times New Roman"/>
         </w:rPr>
         <w:t>筹备组应当根据</w:t>
       </w:r>
       <w:r>
         <w:rPr>
-          <w:rFonts w:ascii="Times New Roman" w:eastAsia="方正小标宋简体" w:hAnsi="Times New Roman" w:cs="Times New Roman" w:hint="eastAsia"/>
+          <w:rFonts w:hint="eastAsia" w:ascii="Times New Roman" w:hAnsi="Times New Roman" w:eastAsia="方正小标宋简体" w:cs="Times New Roman"/>
         </w:rPr>
         <w:t>确定的首届业主委员会委员</w:t>
       </w:r>
       <w:r>
         <w:rPr>
-          <w:rFonts w:ascii="Times New Roman" w:eastAsia="方正小标宋简体" w:hAnsi="Times New Roman" w:cs="Times New Roman"/>
+          <w:rFonts w:ascii="Times New Roman" w:hAnsi="Times New Roman" w:eastAsia="方正小标宋简体" w:cs="Times New Roman"/>
         </w:rPr>
         <w:t>候选人名单制定</w:t>
       </w:r>
       <w:r>
         <w:rPr>
-          <w:rFonts w:ascii="Times New Roman" w:eastAsia="方正小标宋简体" w:hAnsi="Times New Roman" w:cs="Times New Roman" w:hint="eastAsia"/>
+          <w:rFonts w:hint="eastAsia" w:ascii="Times New Roman" w:hAnsi="Times New Roman" w:eastAsia="方正小标宋简体" w:cs="Times New Roman"/>
         </w:rPr>
         <w:t>首次业主大会会议选</w:t>
       </w:r>
       <w:r>
         <w:rPr>
-          <w:rFonts w:ascii="Times New Roman" w:eastAsia="方正小标宋简体" w:hAnsi="Times New Roman" w:cs="Times New Roman"/>
+          <w:rFonts w:ascii="Times New Roman" w:hAnsi="Times New Roman" w:eastAsia="方正小标宋简体" w:cs="Times New Roman"/>
         </w:rPr>
         <w:t>票。</w:t>
       </w:r>
     </w:p>
     <w:p>
       <w:pPr>
-        <w:pStyle w:val="a3"/>
+        <w:pStyle w:val="4"/>
         <w:widowControl w:val="0"/>
         <w:shd w:val="clear" w:color="auto" w:fill="FFFFFF"/>
-        <w:spacing w:beforeLines="50" w:before="156" w:beforeAutospacing="0" w:afterLines="50" w:after="156" w:afterAutospacing="0" w:line="400" w:lineRule="exact"/>
-        <w:ind w:firstLineChars="200" w:firstLine="482"/>
+        <w:spacing w:before="156" w:beforeLines="50" w:beforeAutospacing="0" w:after="156" w:afterLines="50" w:afterAutospacing="0" w:line="400" w:lineRule="exact"/>
+        <w:ind w:firstLine="480" w:firstLineChars="200"/>
         <w:jc w:val="both"/>
         <w:rPr>
-          <w:rFonts w:ascii="Times New Roman" w:eastAsia="方正小标宋简体" w:hAnsi="Times New Roman" w:cs="Times New Roman"/>
+          <w:rFonts w:ascii="Times New Roman" w:hAnsi="Times New Roman" w:eastAsia="方正小标宋简体" w:cs="Times New Roman"/>
           <w:color w:val="333333"/>
           <w:spacing w:val="8"/>
         </w:rPr>
       </w:pPr>
       <w:r>
         <w:rPr>
-          <w:rFonts w:ascii="黑体" w:eastAsia="黑体" w:hAnsi="黑体" w:cs="Times New Roman"/>
+          <w:rFonts w:ascii="SimHei" w:hAnsi="SimHei" w:eastAsia="SimHei" w:cs="Times New Roman"/>
           <w:b/>
           <w:bCs/>
           <w:shd w:val="clear" w:color="auto" w:fill="FFFFFF"/>
@@ -2363,7 +2140,7 @@
       </w:r>
       <w:r>
         <w:rPr>
-          <w:rFonts w:ascii="黑体" w:eastAsia="黑体" w:hAnsi="黑体" w:cs="Times New Roman" w:hint="eastAsia"/>
+          <w:rFonts w:hint="eastAsia" w:ascii="SimHei" w:hAnsi="SimHei" w:eastAsia="SimHei" w:cs="Times New Roman"/>
           <w:b/>
           <w:bCs/>
           <w:shd w:val="clear" w:color="auto" w:fill="FFFFFF"/>
@@ -2372,7 +2149,7 @@
       </w:r>
       <w:r>
         <w:rPr>
-          <w:rFonts w:ascii="黑体" w:eastAsia="黑体" w:hAnsi="黑体" w:cs="Times New Roman"/>
+          <w:rFonts w:ascii="SimHei" w:hAnsi="SimHei" w:eastAsia="SimHei" w:cs="Times New Roman"/>
           <w:b/>
           <w:bCs/>
           <w:shd w:val="clear" w:color="auto" w:fill="FFFFFF"/>
@@ -2381,63 +2158,63 @@
       </w:r>
       <w:r>
         <w:rPr>
-          <w:rFonts w:ascii="Times New Roman" w:eastAsia="方正小标宋简体" w:hAnsi="Times New Roman" w:cs="Times New Roman"/>
+          <w:rFonts w:ascii="Times New Roman" w:hAnsi="Times New Roman" w:eastAsia="方正小标宋简体" w:cs="Times New Roman"/>
           <w:bCs/>
         </w:rPr>
         <w:t xml:space="preserve"> </w:t>
       </w:r>
       <w:r>
         <w:rPr>
-          <w:rFonts w:ascii="Times New Roman" w:eastAsia="方正小标宋简体" w:hAnsi="Times New Roman" w:cs="Times New Roman"/>
+          <w:rFonts w:ascii="Times New Roman" w:hAnsi="Times New Roman" w:eastAsia="方正小标宋简体" w:cs="Times New Roman"/>
           <w:b/>
         </w:rPr>
         <w:t xml:space="preserve"> </w:t>
       </w:r>
       <w:r>
         <w:rPr>
-          <w:rFonts w:ascii="Times New Roman" w:eastAsia="方正小标宋简体" w:hAnsi="Times New Roman" w:cs="Times New Roman"/>
+          <w:rFonts w:ascii="Times New Roman" w:hAnsi="Times New Roman" w:eastAsia="方正小标宋简体" w:cs="Times New Roman"/>
         </w:rPr>
         <w:t>本办法应当在自荐、推荐开始前进行公</w:t>
       </w:r>
       <w:r>
         <w:rPr>
-          <w:rFonts w:ascii="Times New Roman" w:eastAsia="方正小标宋简体" w:hAnsi="Times New Roman" w:cs="Times New Roman" w:hint="eastAsia"/>
+          <w:rFonts w:hint="eastAsia" w:ascii="Times New Roman" w:hAnsi="Times New Roman" w:eastAsia="方正小标宋简体" w:cs="Times New Roman"/>
         </w:rPr>
         <w:t>告</w:t>
       </w:r>
       <w:r>
         <w:rPr>
-          <w:rFonts w:ascii="Times New Roman" w:eastAsia="方正小标宋简体" w:hAnsi="Times New Roman" w:cs="Times New Roman"/>
+          <w:rFonts w:ascii="Times New Roman" w:hAnsi="Times New Roman" w:eastAsia="方正小标宋简体" w:cs="Times New Roman"/>
         </w:rPr>
         <w:t>，直至候选人名单</w:t>
       </w:r>
       <w:r>
         <w:rPr>
-          <w:rFonts w:ascii="Times New Roman" w:eastAsia="方正小标宋简体" w:hAnsi="Times New Roman" w:cs="Times New Roman" w:hint="eastAsia"/>
+          <w:rFonts w:hint="eastAsia" w:ascii="Times New Roman" w:hAnsi="Times New Roman" w:eastAsia="方正小标宋简体" w:cs="Times New Roman"/>
         </w:rPr>
         <w:t>进行</w:t>
       </w:r>
       <w:r>
         <w:rPr>
-          <w:rFonts w:ascii="Times New Roman" w:eastAsia="方正小标宋简体" w:hAnsi="Times New Roman" w:cs="Times New Roman"/>
+          <w:rFonts w:ascii="Times New Roman" w:hAnsi="Times New Roman" w:eastAsia="方正小标宋简体" w:cs="Times New Roman"/>
         </w:rPr>
         <w:t>公示</w:t>
       </w:r>
       <w:r>
         <w:rPr>
-          <w:rFonts w:ascii="Times New Roman" w:eastAsia="方正小标宋简体" w:hAnsi="Times New Roman" w:cs="Times New Roman" w:hint="eastAsia"/>
+          <w:rFonts w:hint="eastAsia" w:ascii="Times New Roman" w:hAnsi="Times New Roman" w:eastAsia="方正小标宋简体" w:cs="Times New Roman"/>
         </w:rPr>
         <w:t>为止</w:t>
       </w:r>
       <w:r>
         <w:rPr>
-          <w:rFonts w:ascii="Times New Roman" w:eastAsia="方正小标宋简体" w:hAnsi="Times New Roman" w:cs="Times New Roman"/>
+          <w:rFonts w:ascii="Times New Roman" w:hAnsi="Times New Roman" w:eastAsia="方正小标宋简体" w:cs="Times New Roman"/>
         </w:rPr>
         <w:t>。</w:t>
       </w:r>
       <w:r>
         <w:rPr>
-          <w:rFonts w:ascii="Times New Roman" w:eastAsia="方正小标宋简体" w:hAnsi="Times New Roman" w:cs="Times New Roman"/>
+          <w:rFonts w:ascii="Times New Roman" w:hAnsi="Times New Roman" w:eastAsia="方正小标宋简体" w:cs="Times New Roman"/>
           <w:color w:val="333333"/>
           <w:spacing w:val="8"/>
         </w:rPr>
@@ -2446,16 +2223,16 @@
     </w:p>
     <w:p>
       <w:pPr>
-        <w:pStyle w:val="a3"/>
+        <w:pStyle w:val="4"/>
         <w:widowControl w:val="0"/>
         <w:shd w:val="clear" w:color="auto" w:fill="FFFFFF"/>
-        <w:spacing w:beforeLines="50" w:before="156" w:beforeAutospacing="0" w:afterLines="50" w:after="156" w:afterAutospacing="0" w:line="400" w:lineRule="exact"/>
-        <w:ind w:firstLineChars="200" w:firstLine="480"/>
+        <w:spacing w:before="156" w:beforeLines="50" w:beforeAutospacing="0" w:after="156" w:afterLines="50" w:afterAutospacing="0" w:line="400" w:lineRule="exact"/>
+        <w:ind w:firstLine="480" w:firstLineChars="200"/>
         <w:jc w:val="both"/>
       </w:pPr>
       <w:r>
         <w:rPr>
-          <w:rFonts w:ascii="Times New Roman" w:eastAsia="方正小标宋简体" w:hAnsi="Times New Roman" w:cs="Times New Roman"/>
+          <w:rFonts w:ascii="Times New Roman" w:hAnsi="Times New Roman" w:eastAsia="方正小标宋简体" w:cs="Times New Roman"/>
         </w:rPr>
         <w:t>本办法由筹备组负责解释。</w:t>
       </w:r>
@@ -2463,339 +2240,301 @@
     <w:sectPr>
       <w:pgSz w:w="11906" w:h="16838"/>
       <w:pgMar w:top="1440" w:right="1800" w:bottom="1440" w:left="1800" w:header="851" w:footer="992" w:gutter="0"/>
-      <w:cols w:space="425"/>
-      <w:docGrid w:type="lines" w:linePitch="312"/>
+      <w:cols w:space="425" w:num="1"/>
+      <w:docGrid w:type="lines" w:linePitch="312" w:charSpace="0"/>
     </w:sectPr>
   </w:body>
 </w:document>
 </file>
 
 <file path=word/styles.xml><?xml version="1.0" encoding="utf-8"?>
-<w:styles xmlns:mc="http://schemas.openxmlformats.org/markup-compatibility/2006" xmlns:r="http://schemas.openxmlformats.org/officeDocument/2006/relationships" xmlns:w="http://schemas.openxmlformats.org/wordprocessingml/2006/main" xmlns:w14="http://schemas.microsoft.com/office/word/2010/wordml" xmlns:w15="http://schemas.microsoft.com/office/word/2012/wordml" xmlns:w16cid="http://schemas.microsoft.com/office/word/2016/wordml/cid" xmlns:w16se="http://schemas.microsoft.com/office/word/2015/wordml/symex" mc:Ignorable="w14 w15 w16se w16cid">
+<w:styles xmlns:mc="http://schemas.openxmlformats.org/markup-compatibility/2006" xmlns:o="urn:schemas-microsoft-com:office:office" xmlns:r="http://schemas.openxmlformats.org/officeDocument/2006/relationships" xmlns:m="http://schemas.openxmlformats.org/officeDocument/2006/math" xmlns:v="urn:schemas-microsoft-com:vml" xmlns:w="http://schemas.openxmlformats.org/wordprocessingml/2006/main" xmlns:w14="http://schemas.microsoft.com/office/word/2010/wordml" xmlns:w10="urn:schemas-microsoft-com:office:word" xmlns:sl="http://schemas.openxmlformats.org/schemaLibrary/2006/main" xmlns:wpsCustomData="http://www.wps.cn/officeDocument/2013/wpsCustomData" mc:Ignorable="w14">
   <w:docDefaults>
     <w:rPrDefault>
       <w:rPr>
-        <w:rFonts w:ascii="Times New Roman" w:eastAsia="宋体" w:hAnsi="Times New Roman" w:cs="Times New Roman"/>
-        <w:lang w:val="en-US" w:eastAsia="zh-CN" w:bidi="ar-SA"/>
+        <w:rFonts w:ascii="Times New Roman" w:hAnsi="Times New Roman" w:eastAsia="SimSun" w:cs="Times New Roman"/>
       </w:rPr>
     </w:rPrDefault>
     <w:pPrDefault/>
   </w:docDefaults>
-  <w:latentStyles w:defLockedState="0" w:defUIPriority="0" w:defSemiHidden="0" w:defUnhideWhenUsed="0" w:defQFormat="0" w:count="376">
-    <w:lsdException w:name="Normal" w:qFormat="1"/>
-    <w:lsdException w:name="heading 1" w:qFormat="1"/>
-    <w:lsdException w:name="heading 2" w:semiHidden="1" w:unhideWhenUsed="1" w:qFormat="1"/>
-    <w:lsdException w:name="heading 3" w:semiHidden="1" w:unhideWhenUsed="1" w:qFormat="1"/>
-    <w:lsdException w:name="heading 4" w:semiHidden="1" w:unhideWhenUsed="1" w:qFormat="1"/>
-    <w:lsdException w:name="heading 5" w:semiHidden="1" w:unhideWhenUsed="1" w:qFormat="1"/>
-    <w:lsdException w:name="heading 6" w:semiHidden="1" w:unhideWhenUsed="1" w:qFormat="1"/>
-    <w:lsdException w:name="heading 7" w:semiHidden="1" w:unhideWhenUsed="1" w:qFormat="1"/>
-    <w:lsdException w:name="heading 8" w:semiHidden="1" w:unhideWhenUsed="1" w:qFormat="1"/>
-    <w:lsdException w:name="heading 9" w:semiHidden="1" w:unhideWhenUsed="1" w:qFormat="1"/>
-    <w:lsdException w:name="caption" w:semiHidden="1" w:unhideWhenUsed="1" w:qFormat="1"/>
-    <w:lsdException w:name="Title" w:qFormat="1"/>
-    <w:lsdException w:name="Default Paragraph Font" w:semiHidden="1"/>
-    <w:lsdException w:name="Subtitle" w:qFormat="1"/>
-    <w:lsdException w:name="Strong" w:qFormat="1"/>
-    <w:lsdException w:name="Emphasis" w:qFormat="1"/>
-    <w:lsdException w:name="HTML Top of Form" w:semiHidden="1" w:uiPriority="99" w:unhideWhenUsed="1"/>
-    <w:lsdException w:name="HTML Bottom of Form" w:semiHidden="1" w:uiPriority="99" w:unhideWhenUsed="1"/>
-    <w:lsdException w:name="Normal (Web)" w:qFormat="1"/>
-    <w:lsdException w:name="Normal Table" w:semiHidden="1" w:unhideWhenUsed="1" w:qFormat="1"/>
-    <w:lsdException w:name="No List" w:semiHidden="1" w:uiPriority="99" w:unhideWhenUsed="1"/>
-    <w:lsdException w:name="Outline List 1" w:semiHidden="1" w:uiPriority="99" w:unhideWhenUsed="1"/>
-    <w:lsdException w:name="Outline List 2" w:semiHidden="1" w:uiPriority="99" w:unhideWhenUsed="1"/>
-    <w:lsdException w:name="Outline List 3" w:semiHidden="1" w:uiPriority="99" w:unhideWhenUsed="1"/>
-    <w:lsdException w:name="Table Simple 1" w:semiHidden="1" w:unhideWhenUsed="1"/>
-    <w:lsdException w:name="Table Simple 2" w:semiHidden="1" w:unhideWhenUsed="1"/>
-    <w:lsdException w:name="Table Simple 3" w:semiHidden="1" w:unhideWhenUsed="1"/>
-    <w:lsdException w:name="Table Classic 1" w:semiHidden="1" w:unhideWhenUsed="1"/>
-    <w:lsdException w:name="Table Classic 2" w:semiHidden="1" w:unhideWhenUsed="1"/>
-    <w:lsdException w:name="Table Classic 3" w:semiHidden="1" w:unhideWhenUsed="1"/>
-    <w:lsdException w:name="Table Classic 4" w:semiHidden="1" w:unhideWhenUsed="1"/>
-    <w:lsdException w:name="Table Colorful 1" w:semiHidden="1" w:unhideWhenUsed="1"/>
-    <w:lsdException w:name="Table Colorful 2" w:semiHidden="1" w:unhideWhenUsed="1"/>
-    <w:lsdException w:name="Table Colorful 3" w:semiHidden="1" w:unhideWhenUsed="1"/>
-    <w:lsdException w:name="Table Columns 1" w:semiHidden="1" w:unhideWhenUsed="1"/>
-    <w:lsdException w:name="Table Columns 2" w:semiHidden="1" w:unhideWhenUsed="1"/>
-    <w:lsdException w:name="Table Columns 3" w:semiHidden="1" w:unhideWhenUsed="1"/>
-    <w:lsdException w:name="Table Columns 4" w:semiHidden="1" w:unhideWhenUsed="1"/>
-    <w:lsdException w:name="Table Columns 5" w:semiHidden="1" w:unhideWhenUsed="1"/>
-    <w:lsdException w:name="Table Grid 1" w:semiHidden="1" w:unhideWhenUsed="1"/>
-    <w:lsdException w:name="Table Grid 2" w:semiHidden="1" w:unhideWhenUsed="1"/>
-    <w:lsdException w:name="Table Grid 3" w:semiHidden="1" w:unhideWhenUsed="1"/>
-    <w:lsdException w:name="Table Grid 4" w:semiHidden="1" w:unhideWhenUsed="1"/>
-    <w:lsdException w:name="Table Grid 5" w:semiHidden="1" w:unhideWhenUsed="1"/>
-    <w:lsdException w:name="Table Grid 6" w:semiHidden="1" w:unhideWhenUsed="1"/>
-    <w:lsdException w:name="Table Grid 7" w:semiHidden="1" w:unhideWhenUsed="1"/>
-    <w:lsdException w:name="Table Grid 8" w:semiHidden="1" w:unhideWhenUsed="1"/>
-    <w:lsdException w:name="Table List 1" w:semiHidden="1" w:unhideWhenUsed="1"/>
-    <w:lsdException w:name="Table List 2" w:semiHidden="1" w:unhideWhenUsed="1"/>
-    <w:lsdException w:name="Table List 3" w:semiHidden="1" w:unhideWhenUsed="1"/>
-    <w:lsdException w:name="Table List 4" w:semiHidden="1" w:unhideWhenUsed="1"/>
-    <w:lsdException w:name="Table List 5" w:semiHidden="1" w:unhideWhenUsed="1"/>
-    <w:lsdException w:name="Table List 6" w:semiHidden="1" w:unhideWhenUsed="1"/>
-    <w:lsdException w:name="Table List 7" w:semiHidden="1" w:unhideWhenUsed="1"/>
-    <w:lsdException w:name="Table List 8" w:semiHidden="1" w:unhideWhenUsed="1"/>
-    <w:lsdException w:name="Table 3D effects 1" w:semiHidden="1" w:unhideWhenUsed="1"/>
-    <w:lsdException w:name="Table 3D effects 2" w:semiHidden="1" w:unhideWhenUsed="1"/>
-    <w:lsdException w:name="Table 3D effects 3" w:semiHidden="1" w:unhideWhenUsed="1"/>
-    <w:lsdException w:name="Table Contemporary" w:semiHidden="1" w:unhideWhenUsed="1"/>
-    <w:lsdException w:name="Table Elegant" w:semiHidden="1" w:unhideWhenUsed="1"/>
-    <w:lsdException w:name="Table Professional" w:semiHidden="1" w:unhideWhenUsed="1"/>
-    <w:lsdException w:name="Table Subtle 1" w:semiHidden="1" w:unhideWhenUsed="1"/>
-    <w:lsdException w:name="Table Subtle 2" w:semiHidden="1" w:unhideWhenUsed="1"/>
-    <w:lsdException w:name="Table Web 1" w:semiHidden="1" w:unhideWhenUsed="1"/>
-    <w:lsdException w:name="Table Web 2" w:semiHidden="1" w:unhideWhenUsed="1"/>
-    <w:lsdException w:name="Table Web 3" w:semiHidden="1" w:unhideWhenUsed="1"/>
-    <w:lsdException w:name="Table Theme" w:semiHidden="1" w:unhideWhenUsed="1"/>
-    <w:lsdException w:name="Placeholder Text" w:semiHidden="1" w:uiPriority="99"/>
-    <w:lsdException w:name="No Spacing" w:uiPriority="99"/>
-    <w:lsdException w:name="Light Shading" w:uiPriority="60"/>
-    <w:lsdException w:name="Light List" w:uiPriority="61"/>
-    <w:lsdException w:name="Light Grid" w:uiPriority="62"/>
-    <w:lsdException w:name="Medium Shading 1" w:uiPriority="63"/>
-    <w:lsdException w:name="Medium Shading 2" w:uiPriority="64"/>
-    <w:lsdException w:name="Medium List 1" w:uiPriority="65"/>
-    <w:lsdException w:name="Medium List 2" w:uiPriority="66"/>
-    <w:lsdException w:name="Medium Grid 1" w:uiPriority="67"/>
-    <w:lsdException w:name="Medium Grid 2" w:uiPriority="68"/>
-    <w:lsdException w:name="Medium Grid 3" w:uiPriority="69"/>
-    <w:lsdException w:name="Dark List" w:uiPriority="70"/>
-    <w:lsdException w:name="Colorful Shading" w:uiPriority="71"/>
-    <w:lsdException w:name="Colorful List" w:uiPriority="72"/>
-    <w:lsdException w:name="Colorful Grid" w:uiPriority="73"/>
-    <w:lsdException w:name="Light Shading Accent 1" w:uiPriority="60"/>
-    <w:lsdException w:name="Light List Accent 1" w:uiPriority="61"/>
-    <w:lsdException w:name="Light Grid Accent 1" w:uiPriority="62"/>
-    <w:lsdException w:name="Medium Shading 1 Accent 1" w:uiPriority="63"/>
-    <w:lsdException w:name="Medium Shading 2 Accent 1" w:uiPriority="64"/>
-    <w:lsdException w:name="Medium List 1 Accent 1" w:uiPriority="65"/>
-    <w:lsdException w:name="Revision" w:semiHidden="1" w:uiPriority="99"/>
-    <w:lsdException w:name="List Paragraph" w:uiPriority="99"/>
-    <w:lsdException w:name="Quote" w:uiPriority="99"/>
-    <w:lsdException w:name="Intense Quote" w:uiPriority="99"/>
-    <w:lsdException w:name="Medium List 2 Accent 1" w:uiPriority="66"/>
-    <w:lsdException w:name="Medium Grid 1 Accent 1" w:uiPriority="67"/>
-    <w:lsdException w:name="Medium Grid 2 Accent 1" w:uiPriority="68"/>
-    <w:lsdException w:name="Medium Grid 3 Accent 1" w:uiPriority="69"/>
-    <w:lsdException w:name="Dark List Accent 1" w:uiPriority="70"/>
-    <w:lsdException w:name="Colorful Shading Accent 1" w:uiPriority="71"/>
-    <w:lsdException w:name="Colorful List Accent 1" w:uiPriority="72"/>
-    <w:lsdException w:name="Colorful Grid Accent 1" w:uiPriority="73"/>
-    <w:lsdException w:name="Light Shading Accent 2" w:uiPriority="60"/>
-    <w:lsdException w:name="Light List Accent 2" w:uiPriority="61"/>
-    <w:lsdException w:name="Light Grid Accent 2" w:uiPriority="62"/>
-    <w:lsdException w:name="Medium Shading 1 Accent 2" w:uiPriority="63"/>
-    <w:lsdException w:name="Medium Shading 2 Accent 2" w:uiPriority="64"/>
-    <w:lsdException w:name="Medium List 1 Accent 2" w:uiPriority="65"/>
-    <w:lsdException w:name="Medium List 2 Accent 2" w:uiPriority="66"/>
-    <w:lsdException w:name="Medium Grid 1 Accent 2" w:uiPriority="67"/>
-    <w:lsdException w:name="Medium Grid 2 Accent 2" w:uiPriority="68"/>
-    <w:lsdException w:name="Medium Grid 3 Accent 2" w:uiPriority="69"/>
-    <w:lsdException w:name="Dark List Accent 2" w:uiPriority="70"/>
-    <w:lsdException w:name="Colorful Shading Accent 2" w:uiPriority="71"/>
-    <w:lsdException w:name="Colorful List Accent 2" w:uiPriority="72"/>
-    <w:lsdException w:name="Colorful Grid Accent 2" w:uiPriority="73"/>
-    <w:lsdException w:name="Light Shading Accent 3" w:uiPriority="60"/>
-    <w:lsdException w:name="Light List Accent 3" w:uiPriority="61"/>
-    <w:lsdException w:name="Light Grid Accent 3" w:uiPriority="62"/>
-    <w:lsdException w:name="Medium Shading 1 Accent 3" w:uiPriority="63"/>
-    <w:lsdException w:name="Medium Shading 2 Accent 3" w:uiPriority="64"/>
-    <w:lsdException w:name="Medium List 1 Accent 3" w:uiPriority="65"/>
-    <w:lsdException w:name="Medium List 2 Accent 3" w:uiPriority="66"/>
-    <w:lsdException w:name="Medium Grid 1 Accent 3" w:uiPriority="67"/>
-    <w:lsdException w:name="Medium Grid 2 Accent 3" w:uiPriority="68"/>
-    <w:lsdException w:name="Medium Grid 3 Accent 3" w:uiPriority="69"/>
-    <w:lsdException w:name="Dark List Accent 3" w:uiPriority="70"/>
-    <w:lsdException w:name="Colorful Shading Accent 3" w:uiPriority="71"/>
-    <w:lsdException w:name="Colorful List Accent 3" w:uiPriority="72"/>
-    <w:lsdException w:name="Colorful Grid Accent 3" w:uiPriority="73"/>
-    <w:lsdException w:name="Light Shading Accent 4" w:uiPriority="60"/>
-    <w:lsdException w:name="Light List Accent 4" w:uiPriority="61"/>
-    <w:lsdException w:name="Light Grid Accent 4" w:uiPriority="62"/>
-    <w:lsdException w:name="Medium Shading 1 Accent 4" w:uiPriority="63"/>
-    <w:lsdException w:name="Medium Shading 2 Accent 4" w:uiPriority="64"/>
-    <w:lsdException w:name="Medium List 1 Accent 4" w:uiPriority="65"/>
-    <w:lsdException w:name="Medium List 2 Accent 4" w:uiPriority="66"/>
-    <w:lsdException w:name="Medium Grid 1 Accent 4" w:uiPriority="67"/>
-    <w:lsdException w:name="Medium Grid 2 Accent 4" w:uiPriority="68"/>
-    <w:lsdException w:name="Medium Grid 3 Accent 4" w:uiPriority="69"/>
-    <w:lsdException w:name="Dark List Accent 4" w:uiPriority="70"/>
-    <w:lsdException w:name="Colorful Shading Accent 4" w:uiPriority="71"/>
-    <w:lsdException w:name="Colorful List Accent 4" w:uiPriority="72"/>
-    <w:lsdException w:name="Colorful Grid Accent 4" w:uiPriority="73"/>
-    <w:lsdException w:name="Light Shading Accent 5" w:uiPriority="60"/>
-    <w:lsdException w:name="Light List Accent 5" w:uiPriority="61"/>
-    <w:lsdException w:name="Light Grid Accent 5" w:uiPriority="62"/>
-    <w:lsdException w:name="Medium Shading 1 Accent 5" w:uiPriority="63"/>
-    <w:lsdException w:name="Medium Shading 2 Accent 5" w:uiPriority="64"/>
-    <w:lsdException w:name="Medium List 1 Accent 5" w:uiPriority="65"/>
-    <w:lsdException w:name="Medium List 2 Accent 5" w:uiPriority="66"/>
-    <w:lsdException w:name="Medium Grid 1 Accent 5" w:uiPriority="67"/>
-    <w:lsdException w:name="Medium Grid 2 Accent 5" w:uiPriority="68"/>
-    <w:lsdException w:name="Medium Grid 3 Accent 5" w:uiPriority="69"/>
-    <w:lsdException w:name="Dark List Accent 5" w:uiPriority="70"/>
-    <w:lsdException w:name="Colorful Shading Accent 5" w:uiPriority="71"/>
-    <w:lsdException w:name="Colorful List Accent 5" w:uiPriority="72"/>
-    <w:lsdException w:name="Colorful Grid Accent 5" w:uiPriority="73"/>
-    <w:lsdException w:name="Light Shading Accent 6" w:uiPriority="60"/>
-    <w:lsdException w:name="Light List Accent 6" w:uiPriority="61"/>
-    <w:lsdException w:name="Light Grid Accent 6" w:uiPriority="62"/>
-    <w:lsdException w:name="Medium Shading 1 Accent 6" w:uiPriority="63"/>
-    <w:lsdException w:name="Medium Shading 2 Accent 6" w:uiPriority="64"/>
-    <w:lsdException w:name="Medium List 1 Accent 6" w:uiPriority="65"/>
-    <w:lsdException w:name="Medium List 2 Accent 6" w:uiPriority="66"/>
-    <w:lsdException w:name="Medium Grid 1 Accent 6" w:uiPriority="67"/>
-    <w:lsdException w:name="Medium Grid 2 Accent 6" w:uiPriority="68"/>
-    <w:lsdException w:name="Medium Grid 3 Accent 6" w:uiPriority="69"/>
-    <w:lsdException w:name="Dark List Accent 6" w:uiPriority="70"/>
-    <w:lsdException w:name="Colorful Shading Accent 6" w:uiPriority="71"/>
-    <w:lsdException w:name="Colorful List Accent 6" w:uiPriority="72"/>
-    <w:lsdException w:name="Colorful Grid Accent 6" w:uiPriority="73"/>
-    <w:lsdException w:name="Subtle Emphasis" w:uiPriority="19" w:qFormat="1"/>
-    <w:lsdException w:name="Intense Emphasis" w:uiPriority="21" w:qFormat="1"/>
-    <w:lsdException w:name="Subtle Reference" w:uiPriority="31" w:qFormat="1"/>
-    <w:lsdException w:name="Intense Reference" w:uiPriority="32" w:qFormat="1"/>
-    <w:lsdException w:name="Book Title" w:uiPriority="33" w:qFormat="1"/>
-    <w:lsdException w:name="Bibliography" w:semiHidden="1" w:uiPriority="37" w:unhideWhenUsed="1"/>
-    <w:lsdException w:name="TOC Heading" w:semiHidden="1" w:uiPriority="39" w:unhideWhenUsed="1" w:qFormat="1"/>
-    <w:lsdException w:name="Plain Table 1" w:uiPriority="41"/>
-    <w:lsdException w:name="Plain Table 2" w:uiPriority="42"/>
-    <w:lsdException w:name="Plain Table 3" w:uiPriority="43"/>
-    <w:lsdException w:name="Plain Table 4" w:uiPriority="44"/>
-    <w:lsdException w:name="Plain Table 5" w:uiPriority="45"/>
-    <w:lsdException w:name="Grid Table Light" w:uiPriority="40"/>
-    <w:lsdException w:name="Grid Table 1 Light" w:uiPriority="46"/>
-    <w:lsdException w:name="Grid Table 2" w:uiPriority="47"/>
-    <w:lsdException w:name="Grid Table 3" w:uiPriority="48"/>
-    <w:lsdException w:name="Grid Table 4" w:uiPriority="49"/>
-    <w:lsdException w:name="Grid Table 5 Dark" w:uiPriority="50"/>
-    <w:lsdException w:name="Grid Table 6 Colorful" w:uiPriority="51"/>
-    <w:lsdException w:name="Grid Table 7 Colorful" w:uiPriority="52"/>
-    <w:lsdException w:name="Grid Table 1 Light Accent 1" w:uiPriority="46"/>
-    <w:lsdException w:name="Grid Table 2 Accent 1" w:uiPriority="47"/>
-    <w:lsdException w:name="Grid Table 3 Accent 1" w:uiPriority="48"/>
-    <w:lsdException w:name="Grid Table 4 Accent 1" w:uiPriority="49"/>
-    <w:lsdException w:name="Grid Table 5 Dark Accent 1" w:uiPriority="50"/>
-    <w:lsdException w:name="Grid Table 6 Colorful Accent 1" w:uiPriority="51"/>
-    <w:lsdException w:name="Grid Table 7 Colorful Accent 1" w:uiPriority="52"/>
-    <w:lsdException w:name="Grid Table 1 Light Accent 2" w:uiPriority="46"/>
-    <w:lsdException w:name="Grid Table 2 Accent 2" w:uiPriority="47"/>
-    <w:lsdException w:name="Grid Table 3 Accent 2" w:uiPriority="48"/>
-    <w:lsdException w:name="Grid Table 4 Accent 2" w:uiPriority="49"/>
-    <w:lsdException w:name="Grid Table 5 Dark Accent 2" w:uiPriority="50"/>
-    <w:lsdException w:name="Grid Table 6 Colorful Accent 2" w:uiPriority="51"/>
-    <w:lsdException w:name="Grid Table 7 Colorful Accent 2" w:uiPriority="52"/>
-    <w:lsdException w:name="Grid Table 1 Light Accent 3" w:uiPriority="46"/>
-    <w:lsdException w:name="Grid Table 2 Accent 3" w:uiPriority="47"/>
-    <w:lsdException w:name="Grid Table 3 Accent 3" w:uiPriority="48"/>
-    <w:lsdException w:name="Grid Table 4 Accent 3" w:uiPriority="49"/>
-    <w:lsdException w:name="Grid Table 5 Dark Accent 3" w:uiPriority="50"/>
-    <w:lsdException w:name="Grid Table 6 Colorful Accent 3" w:uiPriority="51"/>
-    <w:lsdException w:name="Grid Table 7 Colorful Accent 3" w:uiPriority="52"/>
-    <w:lsdException w:name="Grid Table 1 Light Accent 4" w:uiPriority="46"/>
-    <w:lsdException w:name="Grid Table 2 Accent 4" w:uiPriority="47"/>
-    <w:lsdException w:name="Grid Table 3 Accent 4" w:uiPriority="48"/>
-    <w:lsdException w:name="Grid Table 4 Accent 4" w:uiPriority="49"/>
-    <w:lsdException w:name="Grid Table 5 Dark Accent 4" w:uiPriority="50"/>
-    <w:lsdException w:name="Grid Table 6 Colorful Accent 4" w:uiPriority="51"/>
-    <w:lsdException w:name="Grid Table 7 Colorful Accent 4" w:uiPriority="52"/>
-    <w:lsdException w:name="Grid Table 1 Light Accent 5" w:uiPriority="46"/>
-    <w:lsdException w:name="Grid Table 2 Accent 5" w:uiPriority="47"/>
-    <w:lsdException w:name="Grid Table 3 Accent 5" w:uiPriority="48"/>
-    <w:lsdException w:name="Grid Table 4 Accent 5" w:uiPriority="49"/>
-    <w:lsdException w:name="Grid Table 5 Dark Accent 5" w:uiPriority="50"/>
-    <w:lsdException w:name="Grid Table 6 Colorful Accent 5" w:uiPriority="51"/>
-    <w:lsdException w:name="Grid Table 7 Colorful Accent 5" w:uiPriority="52"/>
-    <w:lsdException w:name="Grid Table 1 Light Accent 6" w:uiPriority="46"/>
-    <w:lsdException w:name="Grid Table 2 Accent 6" w:uiPriority="47"/>
-    <w:lsdException w:name="Grid Table 3 Accent 6" w:uiPriority="48"/>
-    <w:lsdException w:name="Grid Table 4 Accent 6" w:uiPriority="49"/>
-    <w:lsdException w:name="Grid Table 5 Dark Accent 6" w:uiPriority="50"/>
-    <w:lsdException w:name="Grid Table 6 Colorful Accent 6" w:uiPriority="51"/>
-    <w:lsdException w:name="Grid Table 7 Colorful Accent 6" w:uiPriority="52"/>
-    <w:lsdException w:name="List Table 1 Light" w:uiPriority="46"/>
-    <w:lsdException w:name="List Table 2" w:uiPriority="47"/>
-    <w:lsdException w:name="List Table 3" w:uiPriority="48"/>
-    <w:lsdException w:name="List Table 4" w:uiPriority="49"/>
-    <w:lsdException w:name="List Table 5 Dark" w:uiPriority="50"/>
-    <w:lsdException w:name="List Table 6 Colorful" w:uiPriority="51"/>
-    <w:lsdException w:name="List Table 7 Colorful" w:uiPriority="52"/>
-    <w:lsdException w:name="List Table 1 Light Accent 1" w:uiPriority="46"/>
-    <w:lsdException w:name="List Table 2 Accent 1" w:uiPriority="47"/>
-    <w:lsdException w:name="List Table 3 Accent 1" w:uiPriority="48"/>
-    <w:lsdException w:name="List Table 4 Accent 1" w:uiPriority="49"/>
-    <w:lsdException w:name="List Table 5 Dark Accent 1" w:uiPriority="50"/>
-    <w:lsdException w:name="List Table 6 Colorful Accent 1" w:uiPriority="51"/>
-    <w:lsdException w:name="List Table 7 Colorful Accent 1" w:uiPriority="52"/>
-    <w:lsdException w:name="List Table 1 Light Accent 2" w:uiPriority="46"/>
-    <w:lsdException w:name="List Table 2 Accent 2" w:uiPriority="47"/>
-    <w:lsdException w:name="List Table 3 Accent 2" w:uiPriority="48"/>
-    <w:lsdException w:name="List Table 4 Accent 2" w:uiPriority="49"/>
-    <w:lsdException w:name="List Table 5 Dark Accent 2" w:uiPriority="50"/>
-    <w:lsdException w:name="List Table 6 Colorful Accent 2" w:uiPriority="51"/>
-    <w:lsdException w:name="List Table 7 Colorful Accent 2" w:uiPriority="52"/>
-    <w:lsdException w:name="List Table 1 Light Accent 3" w:uiPriority="46"/>
-    <w:lsdException w:name="List Table 2 Accent 3" w:uiPriority="47"/>
-    <w:lsdException w:name="List Table 3 Accent 3" w:uiPriority="48"/>
-    <w:lsdException w:name="List Table 4 Accent 3" w:uiPriority="49"/>
-    <w:lsdException w:name="List Table 5 Dark Accent 3" w:uiPriority="50"/>
-    <w:lsdException w:name="List Table 6 Colorful Accent 3" w:uiPriority="51"/>
-    <w:lsdException w:name="List Table 7 Colorful Accent 3" w:uiPriority="52"/>
-    <w:lsdException w:name="List Table 1 Light Accent 4" w:uiPriority="46"/>
-    <w:lsdException w:name="List Table 2 Accent 4" w:uiPriority="47"/>
-    <w:lsdException w:name="List Table 3 Accent 4" w:uiPriority="48"/>
-    <w:lsdException w:name="List Table 4 Accent 4" w:uiPriority="49"/>
-    <w:lsdException w:name="List Table 5 Dark Accent 4" w:uiPriority="50"/>
-    <w:lsdException w:name="List Table 6 Colorful Accent 4" w:uiPriority="51"/>
-    <w:lsdException w:name="List Table 7 Colorful Accent 4" w:uiPriority="52"/>
-    <w:lsdException w:name="List Table 1 Light Accent 5" w:uiPriority="46"/>
-    <w:lsdException w:name="List Table 2 Accent 5" w:uiPriority="47"/>
-    <w:lsdException w:name="List Table 3 Accent 5" w:uiPriority="48"/>
-    <w:lsdException w:name="List Table 4 Accent 5" w:uiPriority="49"/>
-    <w:lsdException w:name="List Table 5 Dark Accent 5" w:uiPriority="50"/>
-    <w:lsdException w:name="List Table 6 Colorful Accent 5" w:uiPriority="51"/>
-    <w:lsdException w:name="List Table 7 Colorful Accent 5" w:uiPriority="52"/>
-    <w:lsdException w:name="List Table 1 Light Accent 6" w:uiPriority="46"/>
-    <w:lsdException w:name="List Table 2 Accent 6" w:uiPriority="47"/>
-    <w:lsdException w:name="List Table 3 Accent 6" w:uiPriority="48"/>
-    <w:lsdException w:name="List Table 4 Accent 6" w:uiPriority="49"/>
-    <w:lsdException w:name="List Table 5 Dark Accent 6" w:uiPriority="50"/>
-    <w:lsdException w:name="List Table 6 Colorful Accent 6" w:uiPriority="51"/>
-    <w:lsdException w:name="List Table 7 Colorful Accent 6" w:uiPriority="52"/>
-    <w:lsdException w:name="Mention" w:semiHidden="1" w:uiPriority="99" w:unhideWhenUsed="1"/>
-    <w:lsdException w:name="Smart Hyperlink" w:semiHidden="1" w:uiPriority="99" w:unhideWhenUsed="1"/>
-    <w:lsdException w:name="Hashtag" w:semiHidden="1" w:uiPriority="99" w:unhideWhenUsed="1"/>
-    <w:lsdException w:name="Unresolved Mention" w:semiHidden="1" w:uiPriority="99" w:unhideWhenUsed="1"/>
-    <w:lsdException w:name="Smart Link" w:semiHidden="1" w:uiPriority="99" w:unhideWhenUsed="1"/>
+  <w:latentStyles w:count="260" w:defQFormat="0" w:defUnhideWhenUsed="1" w:defSemiHidden="1" w:defUIPriority="99" w:defLockedState="0">
+    <w:lsdException w:qFormat="1" w:unhideWhenUsed="0" w:uiPriority="0" w:semiHidden="0" w:name="Normal"/>
+    <w:lsdException w:qFormat="1" w:unhideWhenUsed="0" w:uiPriority="0" w:semiHidden="0" w:name="heading 1"/>
+    <w:lsdException w:qFormat="1" w:uiPriority="0" w:name="heading 2"/>
+    <w:lsdException w:qFormat="1" w:uiPriority="0" w:name="heading 3"/>
+    <w:lsdException w:qFormat="1" w:uiPriority="0" w:name="heading 4"/>
+    <w:lsdException w:qFormat="1" w:uiPriority="0" w:name="heading 5"/>
+    <w:lsdException w:qFormat="1" w:uiPriority="0" w:name="heading 6"/>
+    <w:lsdException w:qFormat="1" w:uiPriority="0" w:name="heading 7"/>
+    <w:lsdException w:qFormat="1" w:uiPriority="0" w:name="heading 8"/>
+    <w:lsdException w:qFormat="1" w:uiPriority="0" w:name="heading 9"/>
+    <w:lsdException w:unhideWhenUsed="0" w:uiPriority="0" w:semiHidden="0" w:name="index 1"/>
+    <w:lsdException w:unhideWhenUsed="0" w:uiPriority="0" w:semiHidden="0" w:name="index 2"/>
+    <w:lsdException w:unhideWhenUsed="0" w:uiPriority="0" w:semiHidden="0" w:name="index 3"/>
+    <w:lsdException w:unhideWhenUsed="0" w:uiPriority="0" w:semiHidden="0" w:name="index 4"/>
+    <w:lsdException w:unhideWhenUsed="0" w:uiPriority="0" w:semiHidden="0" w:name="index 5"/>
+    <w:lsdException w:unhideWhenUsed="0" w:uiPriority="0" w:semiHidden="0" w:name="index 6"/>
+    <w:lsdException w:unhideWhenUsed="0" w:uiPriority="0" w:semiHidden="0" w:name="index 7"/>
+    <w:lsdException w:unhideWhenUsed="0" w:uiPriority="0" w:semiHidden="0" w:name="index 8"/>
+    <w:lsdException w:unhideWhenUsed="0" w:uiPriority="0" w:semiHidden="0" w:name="index 9"/>
+    <w:lsdException w:unhideWhenUsed="0" w:uiPriority="0" w:semiHidden="0" w:name="toc 1"/>
+    <w:lsdException w:unhideWhenUsed="0" w:uiPriority="0" w:semiHidden="0" w:name="toc 2"/>
+    <w:lsdException w:unhideWhenUsed="0" w:uiPriority="0" w:semiHidden="0" w:name="toc 3"/>
+    <w:lsdException w:unhideWhenUsed="0" w:uiPriority="0" w:semiHidden="0" w:name="toc 4"/>
+    <w:lsdException w:unhideWhenUsed="0" w:uiPriority="0" w:semiHidden="0" w:name="toc 5"/>
+    <w:lsdException w:unhideWhenUsed="0" w:uiPriority="0" w:semiHidden="0" w:name="toc 6"/>
+    <w:lsdException w:unhideWhenUsed="0" w:uiPriority="0" w:semiHidden="0" w:name="toc 7"/>
+    <w:lsdException w:unhideWhenUsed="0" w:uiPriority="0" w:semiHidden="0" w:name="toc 8"/>
+    <w:lsdException w:unhideWhenUsed="0" w:uiPriority="0" w:semiHidden="0" w:name="toc 9"/>
+    <w:lsdException w:unhideWhenUsed="0" w:uiPriority="0" w:semiHidden="0" w:name="Normal Indent"/>
+    <w:lsdException w:unhideWhenUsed="0" w:uiPriority="0" w:semiHidden="0" w:name="footnote text"/>
+    <w:lsdException w:unhideWhenUsed="0" w:uiPriority="0" w:semiHidden="0" w:name="annotation text"/>
+    <w:lsdException w:unhideWhenUsed="0" w:uiPriority="0" w:semiHidden="0" w:name="header"/>
+    <w:lsdException w:unhideWhenUsed="0" w:uiPriority="0" w:semiHidden="0" w:name="footer"/>
+    <w:lsdException w:unhideWhenUsed="0" w:uiPriority="0" w:semiHidden="0" w:name="index heading"/>
+    <w:lsdException w:qFormat="1" w:uiPriority="0" w:name="caption"/>
+    <w:lsdException w:unhideWhenUsed="0" w:uiPriority="0" w:semiHidden="0" w:name="table of figures"/>
+    <w:lsdException w:unhideWhenUsed="0" w:uiPriority="0" w:semiHidden="0" w:name="envelope address"/>
+    <w:lsdException w:unhideWhenUsed="0" w:uiPriority="0" w:semiHidden="0" w:name="envelope return"/>
+    <w:lsdException w:unhideWhenUsed="0" w:uiPriority="0" w:semiHidden="0" w:name="footnote reference"/>
+    <w:lsdException w:unhideWhenUsed="0" w:uiPriority="0" w:semiHidden="0" w:name="annotation reference"/>
+    <w:lsdException w:unhideWhenUsed="0" w:uiPriority="0" w:semiHidden="0" w:name="line number"/>
+    <w:lsdException w:unhideWhenUsed="0" w:uiPriority="0" w:semiHidden="0" w:name="page number"/>
+    <w:lsdException w:unhideWhenUsed="0" w:uiPriority="0" w:semiHidden="0" w:name="endnote reference"/>
+    <w:lsdException w:unhideWhenUsed="0" w:uiPriority="0" w:semiHidden="0" w:name="endnote text"/>
+    <w:lsdException w:unhideWhenUsed="0" w:uiPriority="0" w:semiHidden="0" w:name="table of authorities"/>
+    <w:lsdException w:unhideWhenUsed="0" w:uiPriority="0" w:semiHidden="0" w:name="macro"/>
+    <w:lsdException w:unhideWhenUsed="0" w:uiPriority="0" w:semiHidden="0" w:name="toa heading"/>
+    <w:lsdException w:unhideWhenUsed="0" w:uiPriority="0" w:semiHidden="0" w:name="List"/>
+    <w:lsdException w:unhideWhenUsed="0" w:uiPriority="0" w:semiHidden="0" w:name="List Bullet"/>
+    <w:lsdException w:unhideWhenUsed="0" w:uiPriority="0" w:semiHidden="0" w:name="List Number"/>
+    <w:lsdException w:unhideWhenUsed="0" w:uiPriority="0" w:semiHidden="0" w:name="List 2"/>
+    <w:lsdException w:unhideWhenUsed="0" w:uiPriority="0" w:semiHidden="0" w:name="List 3"/>
+    <w:lsdException w:unhideWhenUsed="0" w:uiPriority="0" w:semiHidden="0" w:name="List 4"/>
+    <w:lsdException w:unhideWhenUsed="0" w:uiPriority="0" w:semiHidden="0" w:name="List 5"/>
+    <w:lsdException w:unhideWhenUsed="0" w:uiPriority="0" w:semiHidden="0" w:name="List Bullet 2"/>
+    <w:lsdException w:unhideWhenUsed="0" w:uiPriority="0" w:semiHidden="0" w:name="List Bullet 3"/>
+    <w:lsdException w:unhideWhenUsed="0" w:uiPriority="0" w:semiHidden="0" w:name="List Bullet 4"/>
+    <w:lsdException w:unhideWhenUsed="0" w:uiPriority="0" w:semiHidden="0" w:name="List Bullet 5"/>
+    <w:lsdException w:unhideWhenUsed="0" w:uiPriority="0" w:semiHidden="0" w:name="List Number 2"/>
+    <w:lsdException w:unhideWhenUsed="0" w:uiPriority="0" w:semiHidden="0" w:name="List Number 3"/>
+    <w:lsdException w:unhideWhenUsed="0" w:uiPriority="0" w:semiHidden="0" w:name="List Number 4"/>
+    <w:lsdException w:unhideWhenUsed="0" w:uiPriority="0" w:semiHidden="0" w:name="List Number 5"/>
+    <w:lsdException w:qFormat="1" w:unhideWhenUsed="0" w:uiPriority="0" w:semiHidden="0" w:name="Title"/>
+    <w:lsdException w:unhideWhenUsed="0" w:uiPriority="0" w:semiHidden="0" w:name="Closing"/>
+    <w:lsdException w:unhideWhenUsed="0" w:uiPriority="0" w:semiHidden="0" w:name="Signature"/>
+    <w:lsdException w:uiPriority="1" w:name="Default Paragraph Font"/>
+    <w:lsdException w:unhideWhenUsed="0" w:uiPriority="0" w:semiHidden="0" w:name="Body Text"/>
+    <w:lsdException w:unhideWhenUsed="0" w:uiPriority="0" w:semiHidden="0" w:name="Body Text Indent"/>
+    <w:lsdException w:unhideWhenUsed="0" w:uiPriority="0" w:semiHidden="0" w:name="List Continue"/>
+    <w:lsdException w:unhideWhenUsed="0" w:uiPriority="0" w:semiHidden="0" w:name="List Continue 2"/>
+    <w:lsdException w:unhideWhenUsed="0" w:uiPriority="0" w:semiHidden="0" w:name="List Continue 3"/>
+    <w:lsdException w:unhideWhenUsed="0" w:uiPriority="0" w:semiHidden="0" w:name="List Continue 4"/>
+    <w:lsdException w:unhideWhenUsed="0" w:uiPriority="0" w:semiHidden="0" w:name="List Continue 5"/>
+    <w:lsdException w:unhideWhenUsed="0" w:uiPriority="0" w:semiHidden="0" w:name="Message Header"/>
+    <w:lsdException w:qFormat="1" w:unhideWhenUsed="0" w:uiPriority="0" w:semiHidden="0" w:name="Subtitle"/>
+    <w:lsdException w:unhideWhenUsed="0" w:uiPriority="0" w:semiHidden="0" w:name="Salutation"/>
+    <w:lsdException w:unhideWhenUsed="0" w:uiPriority="0" w:semiHidden="0" w:name="Date"/>
+    <w:lsdException w:unhideWhenUsed="0" w:uiPriority="0" w:semiHidden="0" w:name="Body Text First Indent"/>
+    <w:lsdException w:unhideWhenUsed="0" w:uiPriority="0" w:semiHidden="0" w:name="Body Text First Indent 2"/>
+    <w:lsdException w:unhideWhenUsed="0" w:uiPriority="0" w:semiHidden="0" w:name="Note Heading"/>
+    <w:lsdException w:unhideWhenUsed="0" w:uiPriority="0" w:semiHidden="0" w:name="Body Text 2"/>
+    <w:lsdException w:unhideWhenUsed="0" w:uiPriority="0" w:semiHidden="0" w:name="Body Text 3"/>
+    <w:lsdException w:unhideWhenUsed="0" w:uiPriority="0" w:semiHidden="0" w:name="Body Text Indent 2"/>
+    <w:lsdException w:unhideWhenUsed="0" w:uiPriority="0" w:semiHidden="0" w:name="Body Text Indent 3"/>
+    <w:lsdException w:unhideWhenUsed="0" w:uiPriority="0" w:semiHidden="0" w:name="Block Text"/>
+    <w:lsdException w:unhideWhenUsed="0" w:uiPriority="0" w:semiHidden="0" w:name="Hyperlink"/>
+    <w:lsdException w:unhideWhenUsed="0" w:uiPriority="0" w:semiHidden="0" w:name="FollowedHyperlink"/>
+    <w:lsdException w:qFormat="1" w:unhideWhenUsed="0" w:uiPriority="0" w:semiHidden="0" w:name="Strong"/>
+    <w:lsdException w:qFormat="1" w:unhideWhenUsed="0" w:uiPriority="0" w:semiHidden="0" w:name="Emphasis"/>
+    <w:lsdException w:unhideWhenUsed="0" w:uiPriority="0" w:semiHidden="0" w:name="Document Map"/>
+    <w:lsdException w:unhideWhenUsed="0" w:uiPriority="0" w:semiHidden="0" w:name="Plain Text"/>
+    <w:lsdException w:unhideWhenUsed="0" w:uiPriority="0" w:semiHidden="0" w:name="E-mail Signature"/>
+    <w:lsdException w:qFormat="1" w:unhideWhenUsed="0" w:uiPriority="0" w:semiHidden="0" w:name="Normal (Web)"/>
+    <w:lsdException w:unhideWhenUsed="0" w:uiPriority="0" w:semiHidden="0" w:name="HTML Acronym"/>
+    <w:lsdException w:unhideWhenUsed="0" w:uiPriority="0" w:semiHidden="0" w:name="HTML Address"/>
+    <w:lsdException w:unhideWhenUsed="0" w:uiPriority="0" w:semiHidden="0" w:name="HTML Cite"/>
+    <w:lsdException w:unhideWhenUsed="0" w:uiPriority="0" w:semiHidden="0" w:name="HTML Code"/>
+    <w:lsdException w:unhideWhenUsed="0" w:uiPriority="0" w:semiHidden="0" w:name="HTML Definition"/>
+    <w:lsdException w:unhideWhenUsed="0" w:uiPriority="0" w:semiHidden="0" w:name="HTML Keyboard"/>
+    <w:lsdException w:unhideWhenUsed="0" w:uiPriority="0" w:semiHidden="0" w:name="HTML Preformatted"/>
+    <w:lsdException w:unhideWhenUsed="0" w:uiPriority="0" w:semiHidden="0" w:name="HTML Sample"/>
+    <w:lsdException w:unhideWhenUsed="0" w:uiPriority="0" w:semiHidden="0" w:name="HTML Typewriter"/>
+    <w:lsdException w:unhideWhenUsed="0" w:uiPriority="0" w:semiHidden="0" w:name="HTML Variable"/>
+    <w:lsdException w:uiPriority="99" w:name="Normal Table"/>
+    <w:lsdException w:unhideWhenUsed="0" w:uiPriority="0" w:semiHidden="0" w:name="annotation subject"/>
+    <w:lsdException w:uiPriority="0" w:name="Table Simple 1"/>
+    <w:lsdException w:uiPriority="0" w:name="Table Simple 2"/>
+    <w:lsdException w:uiPriority="0" w:name="Table Simple 3"/>
+    <w:lsdException w:uiPriority="0" w:name="Table Classic 1"/>
+    <w:lsdException w:uiPriority="0" w:name="Table Classic 2"/>
+    <w:lsdException w:uiPriority="0" w:name="Table Classic 3"/>
+    <w:lsdException w:uiPriority="0" w:name="Table Classic 4"/>
+    <w:lsdException w:uiPriority="0" w:name="Table Colorful 1"/>
+    <w:lsdException w:uiPriority="0" w:name="Table Colorful 2"/>
+    <w:lsdException w:uiPriority="0" w:name="Table Colorful 3"/>
+    <w:lsdException w:uiPriority="0" w:name="Table Columns 1"/>
+    <w:lsdException w:uiPriority="0" w:name="Table Columns 2"/>
+    <w:lsdException w:uiPriority="0" w:name="Table Columns 3"/>
+    <w:lsdException w:uiPriority="0" w:name="Table Columns 4"/>
+    <w:lsdException w:uiPriority="0" w:name="Table Columns 5"/>
+    <w:lsdException w:uiPriority="0" w:name="Table Grid 1"/>
+    <w:lsdException w:uiPriority="0" w:name="Table Grid 2"/>
+    <w:lsdException w:uiPriority="0" w:name="Table Grid 3"/>
+    <w:lsdException w:uiPriority="0" w:name="Table Grid 4"/>
+    <w:lsdException w:uiPriority="0" w:name="Table Grid 5"/>
+    <w:lsdException w:uiPriority="0" w:name="Table Grid 6"/>
+    <w:lsdException w:uiPriority="0" w:name="Table Grid 7"/>
+    <w:lsdException w:uiPriority="0" w:name="Table Grid 8"/>
+    <w:lsdException w:uiPriority="0" w:name="Table List 1"/>
+    <w:lsdException w:uiPriority="0" w:name="Table List 2"/>
+    <w:lsdException w:uiPriority="0" w:name="Table List 3"/>
+    <w:lsdException w:uiPriority="0" w:name="Table List 4"/>
+    <w:lsdException w:uiPriority="0" w:name="Table List 5"/>
+    <w:lsdException w:uiPriority="0" w:name="Table List 6"/>
+    <w:lsdException w:uiPriority="0" w:name="Table List 7"/>
+    <w:lsdException w:uiPriority="0" w:name="Table List 8"/>
+    <w:lsdException w:uiPriority="0" w:name="Table 3D effects 1"/>
+    <w:lsdException w:uiPriority="0" w:name="Table 3D effects 2"/>
+    <w:lsdException w:uiPriority="0" w:name="Table 3D effects 3"/>
+    <w:lsdException w:uiPriority="0" w:name="Table Contemporary"/>
+    <w:lsdException w:uiPriority="0" w:name="Table Elegant"/>
+    <w:lsdException w:uiPriority="0" w:name="Table Professional"/>
+    <w:lsdException w:uiPriority="0" w:name="Table Subtle 1"/>
+    <w:lsdException w:uiPriority="0" w:name="Table Subtle 2"/>
+    <w:lsdException w:uiPriority="0" w:name="Table Web 1"/>
+    <w:lsdException w:uiPriority="0" w:name="Table Web 2"/>
+    <w:lsdException w:uiPriority="0" w:name="Table Web 3"/>
+    <w:lsdException w:unhideWhenUsed="0" w:uiPriority="0" w:semiHidden="0" w:name="Balloon Text"/>
+    <w:lsdException w:unhideWhenUsed="0" w:uiPriority="0" w:semiHidden="0" w:name="Table Grid"/>
+    <w:lsdException w:uiPriority="0" w:name="Table Theme"/>
+    <w:lsdException w:unhideWhenUsed="0" w:uiPriority="60" w:semiHidden="0" w:name="Light Shading"/>
+    <w:lsdException w:unhideWhenUsed="0" w:uiPriority="61" w:semiHidden="0" w:name="Light List"/>
+    <w:lsdException w:unhideWhenUsed="0" w:uiPriority="62" w:semiHidden="0" w:name="Light Grid"/>
+    <w:lsdException w:unhideWhenUsed="0" w:uiPriority="63" w:semiHidden="0" w:name="Medium Shading 1"/>
+    <w:lsdException w:unhideWhenUsed="0" w:uiPriority="64" w:semiHidden="0" w:name="Medium Shading 2"/>
+    <w:lsdException w:unhideWhenUsed="0" w:uiPriority="65" w:semiHidden="0" w:name="Medium List 1"/>
+    <w:lsdException w:unhideWhenUsed="0" w:uiPriority="66" w:semiHidden="0" w:name="Medium List 2"/>
+    <w:lsdException w:unhideWhenUsed="0" w:uiPriority="67" w:semiHidden="0" w:name="Medium Grid 1"/>
+    <w:lsdException w:unhideWhenUsed="0" w:uiPriority="68" w:semiHidden="0" w:name="Medium Grid 2"/>
+    <w:lsdException w:unhideWhenUsed="0" w:uiPriority="69" w:semiHidden="0" w:name="Medium Grid 3"/>
+    <w:lsdException w:unhideWhenUsed="0" w:uiPriority="70" w:semiHidden="0" w:name="Dark List"/>
+    <w:lsdException w:unhideWhenUsed="0" w:uiPriority="71" w:semiHidden="0" w:name="Colorful Shading"/>
+    <w:lsdException w:unhideWhenUsed="0" w:uiPriority="72" w:semiHidden="0" w:name="Colorful List"/>
+    <w:lsdException w:unhideWhenUsed="0" w:uiPriority="73" w:semiHidden="0" w:name="Colorful Grid"/>
+    <w:lsdException w:unhideWhenUsed="0" w:uiPriority="60" w:semiHidden="0" w:name="Light Shading Accent 1"/>
+    <w:lsdException w:unhideWhenUsed="0" w:uiPriority="61" w:semiHidden="0" w:name="Light List Accent 1"/>
+    <w:lsdException w:unhideWhenUsed="0" w:uiPriority="62" w:semiHidden="0" w:name="Light Grid Accent 1"/>
+    <w:lsdException w:unhideWhenUsed="0" w:uiPriority="63" w:semiHidden="0" w:name="Medium Shading 1 Accent 1"/>
+    <w:lsdException w:unhideWhenUsed="0" w:uiPriority="64" w:semiHidden="0" w:name="Medium Shading 2 Accent 1"/>
+    <w:lsdException w:unhideWhenUsed="0" w:uiPriority="65" w:semiHidden="0" w:name="Medium List 1 Accent 1"/>
+    <w:lsdException w:unhideWhenUsed="0" w:uiPriority="66" w:semiHidden="0" w:name="Medium List 2 Accent 1"/>
+    <w:lsdException w:unhideWhenUsed="0" w:uiPriority="67" w:semiHidden="0" w:name="Medium Grid 1 Accent 1"/>
+    <w:lsdException w:unhideWhenUsed="0" w:uiPriority="68" w:semiHidden="0" w:name="Medium Grid 2 Accent 1"/>
+    <w:lsdException w:unhideWhenUsed="0" w:uiPriority="69" w:semiHidden="0" w:name="Medium Grid 3 Accent 1"/>
+    <w:lsdException w:unhideWhenUsed="0" w:uiPriority="70" w:semiHidden="0" w:name="Dark List Accent 1"/>
+    <w:lsdException w:unhideWhenUsed="0" w:uiPriority="71" w:semiHidden="0" w:name="Colorful Shading Accent 1"/>
+    <w:lsdException w:unhideWhenUsed="0" w:uiPriority="72" w:semiHidden="0" w:name="Colorful List Accent 1"/>
+    <w:lsdException w:unhideWhenUsed="0" w:uiPriority="73" w:semiHidden="0" w:name="Colorful Grid Accent 1"/>
+    <w:lsdException w:unhideWhenUsed="0" w:uiPriority="60" w:semiHidden="0" w:name="Light Shading Accent 2"/>
+    <w:lsdException w:unhideWhenUsed="0" w:uiPriority="61" w:semiHidden="0" w:name="Light List Accent 2"/>
+    <w:lsdException w:unhideWhenUsed="0" w:uiPriority="62" w:semiHidden="0" w:name="Light Grid Accent 2"/>
+    <w:lsdException w:unhideWhenUsed="0" w:uiPriority="63" w:semiHidden="0" w:name="Medium Shading 1 Accent 2"/>
+    <w:lsdException w:unhideWhenUsed="0" w:uiPriority="64" w:semiHidden="0" w:name="Medium Shading 2 Accent 2"/>
+    <w:lsdException w:unhideWhenUsed="0" w:uiPriority="65" w:semiHidden="0" w:name="Medium List 1 Accent 2"/>
+    <w:lsdException w:unhideWhenUsed="0" w:uiPriority="66" w:semiHidden="0" w:name="Medium List 2 Accent 2"/>
+    <w:lsdException w:unhideWhenUsed="0" w:uiPriority="67" w:semiHidden="0" w:name="Medium Grid 1 Accent 2"/>
+    <w:lsdException w:unhideWhenUsed="0" w:uiPriority="68" w:semiHidden="0" w:name="Medium Grid 2 Accent 2"/>
+    <w:lsdException w:unhideWhenUsed="0" w:uiPriority="69" w:semiHidden="0" w:name="Medium Grid 3 Accent 2"/>
+    <w:lsdException w:unhideWhenUsed="0" w:uiPriority="70" w:semiHidden="0" w:name="Dark List Accent 2"/>
+    <w:lsdException w:unhideWhenUsed="0" w:uiPriority="71" w:semiHidden="0" w:name="Colorful Shading Accent 2"/>
+    <w:lsdException w:unhideWhenUsed="0" w:uiPriority="72" w:semiHidden="0" w:name="Colorful List Accent 2"/>
+    <w:lsdException w:unhideWhenUsed="0" w:uiPriority="73" w:semiHidden="0" w:name="Colorful Grid Accent 2"/>
+    <w:lsdException w:unhideWhenUsed="0" w:uiPriority="60" w:semiHidden="0" w:name="Light Shading Accent 3"/>
+    <w:lsdException w:unhideWhenUsed="0" w:uiPriority="61" w:semiHidden="0" w:name="Light List Accent 3"/>
+    <w:lsdException w:unhideWhenUsed="0" w:uiPriority="62" w:semiHidden="0" w:name="Light Grid Accent 3"/>
+    <w:lsdException w:unhideWhenUsed="0" w:uiPriority="63" w:semiHidden="0" w:name="Medium Shading 1 Accent 3"/>
+    <w:lsdException w:unhideWhenUsed="0" w:uiPriority="64" w:semiHidden="0" w:name="Medium Shading 2 Accent 3"/>
+    <w:lsdException w:unhideWhenUsed="0" w:uiPriority="65" w:semiHidden="0" w:name="Medium List 1 Accent 3"/>
+    <w:lsdException w:unhideWhenUsed="0" w:uiPriority="66" w:semiHidden="0" w:name="Medium List 2 Accent 3"/>
+    <w:lsdException w:unhideWhenUsed="0" w:uiPriority="67" w:semiHidden="0" w:name="Medium Grid 1 Accent 3"/>
+    <w:lsdException w:unhideWhenUsed="0" w:uiPriority="68" w:semiHidden="0" w:name="Medium Grid 2 Accent 3"/>
+    <w:lsdException w:unhideWhenUsed="0" w:uiPriority="69" w:semiHidden="0" w:name="Medium Grid 3 Accent 3"/>
+    <w:lsdException w:unhideWhenUsed="0" w:uiPriority="70" w:semiHidden="0" w:name="Dark List Accent 3"/>
+    <w:lsdException w:unhideWhenUsed="0" w:uiPriority="71" w:semiHidden="0" w:name="Colorful Shading Accent 3"/>
+    <w:lsdException w:unhideWhenUsed="0" w:uiPriority="72" w:semiHidden="0" w:name="Colorful List Accent 3"/>
+    <w:lsdException w:unhideWhenUsed="0" w:uiPriority="73" w:semiHidden="0" w:name="Colorful Grid Accent 3"/>
+    <w:lsdException w:unhideWhenUsed="0" w:uiPriority="60" w:semiHidden="0" w:name="Light Shading Accent 4"/>
+    <w:lsdException w:unhideWhenUsed="0" w:uiPriority="61" w:semiHidden="0" w:name="Light List Accent 4"/>
+    <w:lsdException w:unhideWhenUsed="0" w:uiPriority="62" w:semiHidden="0" w:name="Light Grid Accent 4"/>
+    <w:lsdException w:unhideWhenUsed="0" w:uiPriority="63" w:semiHidden="0" w:name="Medium Shading 1 Accent 4"/>
+    <w:lsdException w:unhideWhenUsed="0" w:uiPriority="64" w:semiHidden="0" w:name="Medium Shading 2 Accent 4"/>
+    <w:lsdException w:unhideWhenUsed="0" w:uiPriority="65" w:semiHidden="0" w:name="Medium List 1 Accent 4"/>
+    <w:lsdException w:unhideWhenUsed="0" w:uiPriority="66" w:semiHidden="0" w:name="Medium List 2 Accent 4"/>
+    <w:lsdException w:unhideWhenUsed="0" w:uiPriority="67" w:semiHidden="0" w:name="Medium Grid 1 Accent 4"/>
+    <w:lsdException w:unhideWhenUsed="0" w:uiPriority="68" w:semiHidden="0" w:name="Medium Grid 2 Accent 4"/>
+    <w:lsdException w:unhideWhenUsed="0" w:uiPriority="69" w:semiHidden="0" w:name="Medium Grid 3 Accent 4"/>
+    <w:lsdException w:unhideWhenUsed="0" w:uiPriority="70" w:semiHidden="0" w:name="Dark List Accent 4"/>
+    <w:lsdException w:unhideWhenUsed="0" w:uiPriority="71" w:semiHidden="0" w:name="Colorful Shading Accent 4"/>
+    <w:lsdException w:unhideWhenUsed="0" w:uiPriority="72" w:semiHidden="0" w:name="Colorful List Accent 4"/>
+    <w:lsdException w:unhideWhenUsed="0" w:uiPriority="73" w:semiHidden="0" w:name="Colorful Grid Accent 4"/>
+    <w:lsdException w:unhideWhenUsed="0" w:uiPriority="60" w:semiHidden="0" w:name="Light Shading Accent 5"/>
+    <w:lsdException w:unhideWhenUsed="0" w:uiPriority="61" w:semiHidden="0" w:name="Light List Accent 5"/>
+    <w:lsdException w:unhideWhenUsed="0" w:uiPriority="62" w:semiHidden="0" w:name="Light Grid Accent 5"/>
+    <w:lsdException w:unhideWhenUsed="0" w:uiPriority="63" w:semiHidden="0" w:name="Medium Shading 1 Accent 5"/>
+    <w:lsdException w:unhideWhenUsed="0" w:uiPriority="64" w:semiHidden="0" w:name="Medium Shading 2 Accent 5"/>
+    <w:lsdException w:unhideWhenUsed="0" w:uiPriority="65" w:semiHidden="0" w:name="Medium List 1 Accent 5"/>
+    <w:lsdException w:unhideWhenUsed="0" w:uiPriority="66" w:semiHidden="0" w:name="Medium List 2 Accent 5"/>
+    <w:lsdException w:unhideWhenUsed="0" w:uiPriority="67" w:semiHidden="0" w:name="Medium Grid 1 Accent 5"/>
+    <w:lsdException w:unhideWhenUsed="0" w:uiPriority="68" w:semiHidden="0" w:name="Medium Grid 2 Accent 5"/>
+    <w:lsdException w:unhideWhenUsed="0" w:uiPriority="69" w:semiHidden="0" w:name="Medium Grid 3 Accent 5"/>
+    <w:lsdException w:unhideWhenUsed="0" w:uiPriority="70" w:semiHidden="0" w:name="Dark List Accent 5"/>
+    <w:lsdException w:unhideWhenUsed="0" w:uiPriority="71" w:semiHidden="0" w:name="Colorful Shading Accent 5"/>
+    <w:lsdException w:unhideWhenUsed="0" w:uiPriority="72" w:semiHidden="0" w:name="Colorful List Accent 5"/>
+    <w:lsdException w:unhideWhenUsed="0" w:uiPriority="73" w:semiHidden="0" w:name="Colorful Grid Accent 5"/>
+    <w:lsdException w:unhideWhenUsed="0" w:uiPriority="60" w:semiHidden="0" w:name="Light Shading Accent 6"/>
+    <w:lsdException w:unhideWhenUsed="0" w:uiPriority="61" w:semiHidden="0" w:name="Light List Accent 6"/>
+    <w:lsdException w:unhideWhenUsed="0" w:uiPriority="62" w:semiHidden="0" w:name="Light Grid Accent 6"/>
+    <w:lsdException w:unhideWhenUsed="0" w:uiPriority="63" w:semiHidden="0" w:name="Medium Shading 1 Accent 6"/>
+    <w:lsdException w:unhideWhenUsed="0" w:uiPriority="64" w:semiHidden="0" w:name="Medium Shading 2 Accent 6"/>
+    <w:lsdException w:unhideWhenUsed="0" w:uiPriority="65" w:semiHidden="0" w:name="Medium List 1 Accent 6"/>
+    <w:lsdException w:unhideWhenUsed="0" w:uiPriority="66" w:semiHidden="0" w:name="Medium List 2 Accent 6"/>
+    <w:lsdException w:unhideWhenUsed="0" w:uiPriority="67" w:semiHidden="0" w:name="Medium Grid 1 Accent 6"/>
+    <w:lsdException w:unhideWhenUsed="0" w:uiPriority="68" w:semiHidden="0" w:name="Medium Grid 2 Accent 6"/>
+    <w:lsdException w:unhideWhenUsed="0" w:uiPriority="69" w:semiHidden="0" w:name="Medium Grid 3 Accent 6"/>
+    <w:lsdException w:unhideWhenUsed="0" w:uiPriority="70" w:semiHidden="0" w:name="Dark List Accent 6"/>
+    <w:lsdException w:unhideWhenUsed="0" w:uiPriority="71" w:semiHidden="0" w:name="Colorful Shading Accent 6"/>
+    <w:lsdException w:unhideWhenUsed="0" w:uiPriority="72" w:semiHidden="0" w:name="Colorful List Accent 6"/>
+    <w:lsdException w:unhideWhenUsed="0" w:uiPriority="73" w:semiHidden="0" w:name="Colorful Grid Accent 6"/>
   </w:latentStyles>
-  <w:style w:type="paragraph" w:default="1" w:styleId="a">
+  <w:style w:type="paragraph" w:default="1" w:styleId="1">
     <w:name w:val="Normal"/>
     <w:qFormat/>
+    <w:uiPriority w:val="0"/>
     <w:pPr>
       <w:widowControl w:val="0"/>
       <w:jc w:val="both"/>
     </w:pPr>
     <w:rPr>
+      <w:rFonts w:ascii="Times New Roman" w:hAnsi="Times New Roman" w:eastAsia="SimSun" w:cs="Times New Roman"/>
       <w:kern w:val="2"/>
       <w:sz w:val="21"/>
       <w:szCs w:val="24"/>
+      <w:lang w:val="en-US" w:eastAsia="zh-CN" w:bidi="ar-SA"/>
     </w:rPr>
   </w:style>
-  <w:style w:type="character" w:default="1" w:styleId="a0">
+  <w:style w:type="character" w:default="1" w:styleId="2">
     <w:name w:val="Default Paragraph Font"/>
-    <w:uiPriority w:val="1"/>
     <w:semiHidden/>
     <w:unhideWhenUsed/>
+    <w:uiPriority w:val="1"/>
   </w:style>
-  <w:style w:type="table" w:default="1" w:styleId="a1">
+  <w:style w:type="table" w:default="1" w:styleId="3">
     <w:name w:val="Normal Table"/>
-    <w:uiPriority w:val="99"/>
     <w:semiHidden/>
     <w:unhideWhenUsed/>
+    <w:uiPriority w:val="99"/>
     <w:tblPr>
-      <w:tblInd w:w="0" w:type="dxa"/>
       <w:tblCellMar>
         <w:top w:w="0" w:type="dxa"/>
         <w:left w:w="108" w:type="dxa"/>
@@ -2804,23 +2543,18 @@
       </w:tblCellMar>
     </w:tblPr>
   </w:style>
-  <w:style w:type="numbering" w:default="1" w:styleId="a2">
-    <w:name w:val="No List"/>
-    <w:uiPriority w:val="99"/>
-    <w:semiHidden/>
-    <w:unhideWhenUsed/>
-  </w:style>
-  <w:style w:type="paragraph" w:styleId="a3">
+  <w:style w:type="paragraph" w:styleId="4">
     <w:name w:val="Normal (Web)"/>
-    <w:basedOn w:val="a"/>
+    <w:basedOn w:val="1"/>
     <w:qFormat/>
+    <w:uiPriority w:val="0"/>
     <w:pPr>
       <w:widowControl/>
       <w:spacing w:before="100" w:beforeAutospacing="1" w:after="100" w:afterAutospacing="1"/>
       <w:jc w:val="left"/>
     </w:pPr>
     <w:rPr>
-      <w:rFonts w:ascii="宋体" w:hAnsi="宋体" w:cs="宋体"/>
+      <w:rFonts w:ascii="SimSun" w:hAnsi="SimSun" w:cs="SimSun"/>
       <w:kern w:val="0"/>
       <w:sz w:val="24"/>
     </w:rPr>
@@ -3072,6 +2806,5 @@
     </a:fmtScheme>
   </a:themeElements>
   <a:objectDefaults/>
-  <a:extraClrSchemeLst/>
 </a:theme>
 </file>